--- a/REKONZA-AI-Project-Documentation.docx
+++ b/REKONZA-AI-Project-Documentation.docx
@@ -87,9 +87,9 @@
           <w:color w:val="555F6D"/>
           <w:sz w:val="24"/>
         </w:rPr>
-        <w:t>Double-entry accounting, GST compliance, e-invoicing and banking</w:t>
+        <w:t>Double-entry accounting, tax compliance and banking</w:t>
         <w:br/>
-        <w:t>for Indian business</w:t>
+        <w:t>for businesses trading across borders</w:t>
       </w:r>
     </w:p>
     <w:tbl>
@@ -187,7 +187,7 @@
               <w:rPr>
                 <w:sz w:val="20"/>
               </w:rPr>
-              <w:t>1.0 — build fbca66b</w:t>
+              <w:t>1.0 — build 7f58a19</w:t>
             </w:r>
           </w:p>
         </w:tc>
@@ -705,7 +705,7 @@
               <w:rPr>
                 <w:sz w:val="18"/>
               </w:rPr>
-              <w:t>India tax compliance</w:t>
+              <w:t>Trading internationally</w:t>
             </w:r>
           </w:p>
         </w:tc>
@@ -722,7 +722,7 @@
               <w:rPr>
                 <w:sz w:val="18"/>
               </w:rPr>
-              <w:t>GST, e-invoicing, e-way bills, TDS and MSME</w:t>
+              <w:t>Cross-border supply, currency, and the jurisdiction layer</w:t>
             </w:r>
           </w:p>
         </w:tc>
@@ -761,7 +761,7 @@
               <w:rPr>
                 <w:sz w:val="18"/>
               </w:rPr>
-              <w:t>Money and arithmetic</w:t>
+              <w:t>Tax compliance by jurisdiction</w:t>
             </w:r>
           </w:p>
         </w:tc>
@@ -779,7 +779,7 @@
               <w:rPr>
                 <w:sz w:val="18"/>
               </w:rPr>
-              <w:t>Why nothing is stored as a floating-point number</w:t>
+              <w:t>The pluggable layer, and India as the first regime</w:t>
             </w:r>
           </w:p>
         </w:tc>
@@ -816,7 +816,7 @@
               <w:rPr>
                 <w:sz w:val="18"/>
               </w:rPr>
-              <w:t>Security and audit</w:t>
+              <w:t>Money and arithmetic</w:t>
             </w:r>
           </w:p>
         </w:tc>
@@ -833,7 +833,7 @@
               <w:rPr>
                 <w:sz w:val="18"/>
               </w:rPr>
-              <w:t>Authentication, roles, and the audit trail</w:t>
+              <w:t>Why nothing is stored as a floating-point number</w:t>
             </w:r>
           </w:p>
         </w:tc>
@@ -872,7 +872,7 @@
               <w:rPr>
                 <w:sz w:val="18"/>
               </w:rPr>
-              <w:t>Organisations and the demo book</w:t>
+              <w:t>Security and audit</w:t>
             </w:r>
           </w:p>
         </w:tc>
@@ -890,7 +890,7 @@
               <w:rPr>
                 <w:sz w:val="18"/>
               </w:rPr>
-              <w:t>Tenancy, sign-up, and how the demo is kept apart</w:t>
+              <w:t>Authentication, roles, and the audit trail</w:t>
             </w:r>
           </w:p>
         </w:tc>
@@ -927,7 +927,7 @@
               <w:rPr>
                 <w:sz w:val="18"/>
               </w:rPr>
-              <w:t>Brand and public site</w:t>
+              <w:t>Organisations and the demo book</w:t>
             </w:r>
           </w:p>
         </w:tc>
@@ -944,7 +944,7 @@
               <w:rPr>
                 <w:sz w:val="18"/>
               </w:rPr>
-              <w:t>Identity, landing page and search visibility</w:t>
+              <w:t>Tenancy, sign-up, and how the demo is kept apart</w:t>
             </w:r>
           </w:p>
         </w:tc>
@@ -983,7 +983,7 @@
               <w:rPr>
                 <w:sz w:val="18"/>
               </w:rPr>
-              <w:t>Tally integration</w:t>
+              <w:t>Brand and public site</w:t>
             </w:r>
           </w:p>
         </w:tc>
@@ -1001,7 +1001,7 @@
               <w:rPr>
                 <w:sz w:val="18"/>
               </w:rPr>
-              <w:t>Planned — design intent and mapping</w:t>
+              <w:t>Identity, landing page and search visibility</w:t>
             </w:r>
           </w:p>
         </w:tc>
@@ -1038,7 +1038,7 @@
               <w:rPr>
                 <w:sz w:val="18"/>
               </w:rPr>
-              <w:t>What is not connected yet</w:t>
+              <w:t>Accounting-system integrations</w:t>
             </w:r>
           </w:p>
         </w:tc>
@@ -1055,7 +1055,7 @@
               <w:rPr>
                 <w:sz w:val="18"/>
               </w:rPr>
-              <w:t>An honest list of the gaps</w:t>
+              <w:t>Planned — Tally first, and the pattern it sets</w:t>
             </w:r>
           </w:p>
         </w:tc>
@@ -1094,7 +1094,7 @@
               <w:rPr>
                 <w:sz w:val="18"/>
               </w:rPr>
-              <w:t>Running and deploying</w:t>
+              <w:t>What is not connected yet</w:t>
             </w:r>
           </w:p>
         </w:tc>
@@ -1112,7 +1112,7 @@
               <w:rPr>
                 <w:sz w:val="18"/>
               </w:rPr>
-              <w:t>Environment, migrations, seeding</w:t>
+              <w:t>An honest list of the gaps</w:t>
             </w:r>
           </w:p>
         </w:tc>
@@ -1149,7 +1149,7 @@
               <w:rPr>
                 <w:sz w:val="18"/>
               </w:rPr>
-              <w:t>Testing and verification</w:t>
+              <w:t>Running and deploying</w:t>
             </w:r>
           </w:p>
         </w:tc>
@@ -1166,7 +1166,7 @@
               <w:rPr>
                 <w:sz w:val="18"/>
               </w:rPr>
-              <w:t>What is checked, and how</w:t>
+              <w:t>Environment, migrations, seeding</w:t>
             </w:r>
           </w:p>
         </w:tc>
@@ -1205,7 +1205,7 @@
               <w:rPr>
                 <w:sz w:val="18"/>
               </w:rPr>
-              <w:t>Roadmap</w:t>
+              <w:t>Testing and verification</w:t>
             </w:r>
           </w:p>
         </w:tc>
@@ -1223,7 +1223,7 @@
               <w:rPr>
                 <w:sz w:val="18"/>
               </w:rPr>
-              <w:t>What comes next, in order</w:t>
+              <w:t>What is checked, and how</w:t>
             </w:r>
           </w:p>
         </w:tc>
@@ -1243,7 +1243,7 @@
                 <w:b/>
                 <w:sz w:val="18"/>
               </w:rPr>
-              <w:t>A</w:t>
+              <w:t>17</w:t>
             </w:r>
           </w:p>
         </w:tc>
@@ -1260,7 +1260,7 @@
               <w:rPr>
                 <w:sz w:val="18"/>
               </w:rPr>
-              <w:t>Appendix — API endpoints</w:t>
+              <w:t>Roadmap</w:t>
             </w:r>
           </w:p>
         </w:tc>
@@ -1277,7 +1277,7 @@
               <w:rPr>
                 <w:sz w:val="18"/>
               </w:rPr>
-              <w:t>42 route handlers</w:t>
+              <w:t>What comes next, in order</w:t>
             </w:r>
           </w:p>
         </w:tc>
@@ -1298,7 +1298,7 @@
                 <w:b/>
                 <w:sz w:val="18"/>
               </w:rPr>
-              <w:t>B</w:t>
+              <w:t>A</w:t>
             </w:r>
           </w:p>
         </w:tc>
@@ -1316,7 +1316,7 @@
               <w:rPr>
                 <w:sz w:val="18"/>
               </w:rPr>
-              <w:t>Appendix — Database tables</w:t>
+              <w:t>Appendix — API endpoints</w:t>
             </w:r>
           </w:p>
         </w:tc>
@@ -1334,7 +1334,7 @@
               <w:rPr>
                 <w:sz w:val="18"/>
               </w:rPr>
-              <w:t>56 tables</w:t>
+              <w:t>42 route handlers</w:t>
             </w:r>
           </w:p>
         </w:tc>
@@ -1354,6 +1354,61 @@
                 <w:b/>
                 <w:sz w:val="18"/>
               </w:rPr>
+              <w:t>B</w:t>
+            </w:r>
+          </w:p>
+        </w:tc>
+        <w:tc>
+          <w:tcPr>
+            <w:tcW w:type="dxa" w:w="3312"/>
+          </w:tcPr>
+          <w:p>
+            <w:pPr>
+              <w:spacing w:after="40"/>
+            </w:pPr>
+            <w:r/>
+            <w:r>
+              <w:rPr>
+                <w:sz w:val="18"/>
+              </w:rPr>
+              <w:t>Appendix — Database tables</w:t>
+            </w:r>
+          </w:p>
+        </w:tc>
+        <w:tc>
+          <w:tcPr>
+            <w:tcW w:type="dxa" w:w="5472"/>
+          </w:tcPr>
+          <w:p>
+            <w:pPr>
+              <w:spacing w:after="40"/>
+            </w:pPr>
+            <w:r/>
+            <w:r>
+              <w:rPr>
+                <w:sz w:val="18"/>
+              </w:rPr>
+              <w:t>56 tables</w:t>
+            </w:r>
+          </w:p>
+        </w:tc>
+      </w:tr>
+      <w:tr>
+        <w:tc>
+          <w:tcPr>
+            <w:tcW w:type="dxa" w:w="576"/>
+            <w:shd w:val="clear" w:fill="F3F6FB"/>
+          </w:tcPr>
+          <w:p>
+            <w:pPr>
+              <w:spacing w:after="40"/>
+            </w:pPr>
+            <w:r/>
+            <w:r>
+              <w:rPr>
+                <w:b/>
+                <w:sz w:val="18"/>
+              </w:rPr>
               <w:t>C</w:t>
             </w:r>
           </w:p>
@@ -1361,6 +1416,7 @@
         <w:tc>
           <w:tcPr>
             <w:tcW w:type="dxa" w:w="3312"/>
+            <w:shd w:val="clear" w:fill="F3F6FB"/>
           </w:tcPr>
           <w:p>
             <w:pPr>
@@ -1378,6 +1434,7 @@
         <w:tc>
           <w:tcPr>
             <w:tcW w:type="dxa" w:w="5472"/>
+            <w:shd w:val="clear" w:fill="F3F6FB"/>
           </w:tcPr>
           <w:p>
             <w:pPr>
@@ -1418,7 +1475,7 @@
           <w:b w:val="0"/>
           <w:i w:val="0"/>
         </w:rPr>
-        <w:t>REKONZA AI is accounting software for Indian small and medium businesses. It keeps a double-entry ledger in a relational database, computes GST on every transaction from the place of supply, prepares the monthly returns, reconciles the bank, and derives every financial statement from the journal on request.</w:t>
+        <w:t>REKONZA AI is an accounting platform for small and medium businesses. It keeps a double-entry ledger in a relational database, computes the tax due on every transaction, prepares the statutory returns, reconciles the bank, and derives every financial statement from the journal on request.</w:t>
       </w:r>
     </w:p>
     <w:p>
@@ -1427,7 +1484,7 @@
           <w:b w:val="0"/>
           <w:i w:val="0"/>
         </w:rPr>
-        <w:t>It is one system rather than a billing tool with an accounting add-on. Raising an invoice moves the journal entry, the GST liability, the receivable, the customer balance and every report that reads them at the same instant and inside the same database transaction. There is no overnight posting run, and no second copy of a figure to fall out of step.</w:t>
+        <w:t>It is one system rather than a billing tool with an accounting add-on. Raising an invoice moves the journal entry, the tax liability, the receivable, the customer balance and every report that reads them at the same instant and inside the same database transaction. There is no overnight posting run, and no second copy of a figure to fall out of step.</w:t>
       </w:r>
     </w:p>
     <w:p>
@@ -1435,7 +1492,623 @@
         <w:pStyle w:val="Heading2"/>
       </w:pPr>
       <w:r>
-        <w:t>Who it is for</w:t>
+        <w:t>1.1  A jurisdiction-neutral core</w:t>
+      </w:r>
+    </w:p>
+    <w:p>
+      <w:r>
+        <w:rPr>
+          <w:b w:val="0"/>
+          <w:i w:val="0"/>
+        </w:rPr>
+        <w:t>Accounting itself does not vary by country. Double entry, the chart of accounts, parties, documents, ageing, bank reconciliation, the audit trail and the financial statements do not change when a business crosses a border. Tax does, and so do the statutory returns that report it.</w:t>
+      </w:r>
+    </w:p>
+    <w:p>
+      <w:r>
+        <w:rPr>
+          <w:b w:val="0"/>
+          <w:i w:val="0"/>
+        </w:rPr>
+        <w:t>The system is built along that seam. Everything in the first column below is shared by every business the platform serves, wherever it trades. Everything in the second is supplied by a jurisdiction module, so adding a country means writing one of those rather than reaching into the ledger.</w:t>
+      </w:r>
+    </w:p>
+    <w:tbl>
+      <w:tblPr>
+        <w:tblStyle w:val="TableGrid"/>
+        <w:tblW w:type="auto" w:w="0"/>
+        <w:jc w:val="center"/>
+        <w:tblLook w:firstColumn="1" w:firstRow="1" w:lastColumn="0" w:lastRow="0" w:noHBand="0" w:noVBand="1" w:val="04A0"/>
+      </w:tblPr>
+      <w:tblGrid>
+        <w:gridCol w:w="4680"/>
+        <w:gridCol w:w="4680"/>
+      </w:tblGrid>
+      <w:tr>
+        <w:tc>
+          <w:tcPr>
+            <w:tcW w:type="dxa" w:w="4464"/>
+            <w:shd w:val="clear" w:fill="002F6E"/>
+          </w:tcPr>
+          <w:p>
+            <w:pPr>
+              <w:spacing w:after="40"/>
+            </w:pPr>
+            <w:r/>
+            <w:r>
+              <w:rPr>
+                <w:b/>
+                <w:color w:val="FFFFFF"/>
+                <w:sz w:val="17"/>
+              </w:rPr>
+              <w:t>Shared by every jurisdiction</w:t>
+            </w:r>
+          </w:p>
+        </w:tc>
+        <w:tc>
+          <w:tcPr>
+            <w:tcW w:type="dxa" w:w="4464"/>
+            <w:shd w:val="clear" w:fill="002F6E"/>
+          </w:tcPr>
+          <w:p>
+            <w:pPr>
+              <w:spacing w:after="40"/>
+            </w:pPr>
+            <w:r/>
+            <w:r>
+              <w:rPr>
+                <w:b/>
+                <w:color w:val="FFFFFF"/>
+                <w:sz w:val="17"/>
+              </w:rPr>
+              <w:t>Supplied per jurisdiction</w:t>
+            </w:r>
+          </w:p>
+        </w:tc>
+      </w:tr>
+      <w:tr>
+        <w:tc>
+          <w:tcPr>
+            <w:tcW w:type="dxa" w:w="4464"/>
+          </w:tcPr>
+          <w:p>
+            <w:pPr>
+              <w:spacing w:after="40"/>
+            </w:pPr>
+            <w:r/>
+            <w:r>
+              <w:rPr>
+                <w:b/>
+                <w:sz w:val="17"/>
+              </w:rPr>
+              <w:t>Double-entry ledger and posting engine</w:t>
+            </w:r>
+          </w:p>
+        </w:tc>
+        <w:tc>
+          <w:tcPr>
+            <w:tcW w:type="dxa" w:w="4464"/>
+          </w:tcPr>
+          <w:p>
+            <w:pPr>
+              <w:spacing w:after="40"/>
+            </w:pPr>
+            <w:r/>
+            <w:r>
+              <w:rPr>
+                <w:sz w:val="17"/>
+              </w:rPr>
+              <w:t>Which taxes apply, and at what rate</w:t>
+            </w:r>
+          </w:p>
+        </w:tc>
+      </w:tr>
+      <w:tr>
+        <w:tc>
+          <w:tcPr>
+            <w:tcW w:type="dxa" w:w="4464"/>
+            <w:shd w:val="clear" w:fill="F3F6FB"/>
+          </w:tcPr>
+          <w:p>
+            <w:pPr>
+              <w:spacing w:after="40"/>
+            </w:pPr>
+            <w:r/>
+            <w:r>
+              <w:rPr>
+                <w:b/>
+                <w:sz w:val="17"/>
+              </w:rPr>
+              <w:t>Chart of accounts and account types</w:t>
+            </w:r>
+          </w:p>
+        </w:tc>
+        <w:tc>
+          <w:tcPr>
+            <w:tcW w:type="dxa" w:w="4464"/>
+            <w:shd w:val="clear" w:fill="F3F6FB"/>
+          </w:tcPr>
+          <w:p>
+            <w:pPr>
+              <w:spacing w:after="40"/>
+            </w:pPr>
+            <w:r/>
+            <w:r>
+              <w:rPr>
+                <w:sz w:val="17"/>
+              </w:rPr>
+              <w:t>How a supply is classified for tax</w:t>
+            </w:r>
+          </w:p>
+        </w:tc>
+      </w:tr>
+      <w:tr>
+        <w:tc>
+          <w:tcPr>
+            <w:tcW w:type="dxa" w:w="4464"/>
+          </w:tcPr>
+          <w:p>
+            <w:pPr>
+              <w:spacing w:after="40"/>
+            </w:pPr>
+            <w:r/>
+            <w:r>
+              <w:rPr>
+                <w:b/>
+                <w:sz w:val="17"/>
+              </w:rPr>
+              <w:t>Parties, items, documents and their workflows</w:t>
+            </w:r>
+          </w:p>
+        </w:tc>
+        <w:tc>
+          <w:tcPr>
+            <w:tcW w:type="dxa" w:w="4464"/>
+          </w:tcPr>
+          <w:p>
+            <w:pPr>
+              <w:spacing w:after="40"/>
+            </w:pPr>
+            <w:r/>
+            <w:r>
+              <w:rPr>
+                <w:sz w:val="17"/>
+              </w:rPr>
+              <w:t>Registration numbers and their validation</w:t>
+            </w:r>
+          </w:p>
+        </w:tc>
+      </w:tr>
+      <w:tr>
+        <w:tc>
+          <w:tcPr>
+            <w:tcW w:type="dxa" w:w="4464"/>
+            <w:shd w:val="clear" w:fill="F3F6FB"/>
+          </w:tcPr>
+          <w:p>
+            <w:pPr>
+              <w:spacing w:after="40"/>
+            </w:pPr>
+            <w:r/>
+            <w:r>
+              <w:rPr>
+                <w:b/>
+                <w:sz w:val="17"/>
+              </w:rPr>
+              <w:t>Payments, allocation and bank reconciliation</w:t>
+            </w:r>
+          </w:p>
+        </w:tc>
+        <w:tc>
+          <w:tcPr>
+            <w:tcW w:type="dxa" w:w="4464"/>
+            <w:shd w:val="clear" w:fill="F3F6FB"/>
+          </w:tcPr>
+          <w:p>
+            <w:pPr>
+              <w:spacing w:after="40"/>
+            </w:pPr>
+            <w:r/>
+            <w:r>
+              <w:rPr>
+                <w:sz w:val="17"/>
+              </w:rPr>
+              <w:t>Statutory return formats and filing</w:t>
+            </w:r>
+          </w:p>
+        </w:tc>
+      </w:tr>
+      <w:tr>
+        <w:tc>
+          <w:tcPr>
+            <w:tcW w:type="dxa" w:w="4464"/>
+          </w:tcPr>
+          <w:p>
+            <w:pPr>
+              <w:spacing w:after="40"/>
+            </w:pPr>
+            <w:r/>
+            <w:r>
+              <w:rPr>
+                <w:b/>
+                <w:sz w:val="17"/>
+              </w:rPr>
+              <w:t>Trial balance, P&amp;L, balance sheet, cash flow, ageing</w:t>
+            </w:r>
+          </w:p>
+        </w:tc>
+        <w:tc>
+          <w:tcPr>
+            <w:tcW w:type="dxa" w:w="4464"/>
+          </w:tcPr>
+          <w:p>
+            <w:pPr>
+              <w:spacing w:after="40"/>
+            </w:pPr>
+            <w:r/>
+            <w:r>
+              <w:rPr>
+                <w:sz w:val="17"/>
+              </w:rPr>
+              <w:t>Withholding rules and thresholds</w:t>
+            </w:r>
+          </w:p>
+        </w:tc>
+      </w:tr>
+      <w:tr>
+        <w:tc>
+          <w:tcPr>
+            <w:tcW w:type="dxa" w:w="4464"/>
+            <w:shd w:val="clear" w:fill="F3F6FB"/>
+          </w:tcPr>
+          <w:p>
+            <w:pPr>
+              <w:spacing w:after="40"/>
+            </w:pPr>
+            <w:r/>
+            <w:r>
+              <w:rPr>
+                <w:b/>
+                <w:sz w:val="17"/>
+              </w:rPr>
+              <w:t>Audit trail, roles, period locks, numbering</w:t>
+            </w:r>
+          </w:p>
+        </w:tc>
+        <w:tc>
+          <w:tcPr>
+            <w:tcW w:type="dxa" w:w="4464"/>
+            <w:shd w:val="clear" w:fill="F3F6FB"/>
+          </w:tcPr>
+          <w:p>
+            <w:pPr>
+              <w:spacing w:after="40"/>
+            </w:pPr>
+            <w:r/>
+            <w:r>
+              <w:rPr>
+                <w:sz w:val="17"/>
+              </w:rPr>
+              <w:t>Statutory record-keeping obligations</w:t>
+            </w:r>
+          </w:p>
+        </w:tc>
+      </w:tr>
+    </w:tbl>
+    <w:p>
+      <w:pPr>
+        <w:spacing w:after="80"/>
+      </w:pPr>
+    </w:p>
+    <w:p>
+      <w:pPr>
+        <w:pStyle w:val="Heading2"/>
+      </w:pPr>
+      <w:r>
+        <w:t>1.2  Where it stands today</w:t>
+      </w:r>
+    </w:p>
+    <w:tbl>
+      <w:tblPr>
+        <w:tblStyle w:val="TableGrid"/>
+        <w:tblW w:type="auto" w:w="0"/>
+        <w:jc w:val="center"/>
+        <w:tblLook w:firstColumn="1" w:firstRow="1" w:lastColumn="0" w:lastRow="0" w:noHBand="0" w:noVBand="1" w:val="04A0"/>
+      </w:tblPr>
+      <w:tblGrid>
+        <w:gridCol w:w="4680"/>
+        <w:gridCol w:w="4680"/>
+      </w:tblGrid>
+      <w:tr>
+        <w:tc>
+          <w:tcPr>
+            <w:tcW w:type="dxa" w:w="5184"/>
+            <w:shd w:val="clear" w:fill="002F6E"/>
+          </w:tcPr>
+          <w:p>
+            <w:pPr>
+              <w:spacing w:after="40"/>
+            </w:pPr>
+            <w:r/>
+            <w:r>
+              <w:rPr>
+                <w:b/>
+                <w:color w:val="FFFFFF"/>
+                <w:sz w:val="17"/>
+              </w:rPr>
+              <w:t>Capability</w:t>
+            </w:r>
+          </w:p>
+        </w:tc>
+        <w:tc>
+          <w:tcPr>
+            <w:tcW w:type="dxa" w:w="3744"/>
+            <w:shd w:val="clear" w:fill="002F6E"/>
+          </w:tcPr>
+          <w:p>
+            <w:pPr>
+              <w:spacing w:after="40"/>
+            </w:pPr>
+            <w:r/>
+            <w:r>
+              <w:rPr>
+                <w:b/>
+                <w:color w:val="FFFFFF"/>
+                <w:sz w:val="17"/>
+              </w:rPr>
+              <w:t>Status</w:t>
+            </w:r>
+          </w:p>
+        </w:tc>
+      </w:tr>
+      <w:tr>
+        <w:tc>
+          <w:tcPr>
+            <w:tcW w:type="dxa" w:w="5184"/>
+          </w:tcPr>
+          <w:p>
+            <w:pPr>
+              <w:spacing w:after="40"/>
+            </w:pPr>
+            <w:r/>
+            <w:r>
+              <w:rPr>
+                <w:b/>
+                <w:sz w:val="17"/>
+              </w:rPr>
+              <w:t>Accounting core, banking, reporting, audit</w:t>
+            </w:r>
+          </w:p>
+        </w:tc>
+        <w:tc>
+          <w:tcPr>
+            <w:tcW w:type="dxa" w:w="3744"/>
+          </w:tcPr>
+          <w:p>
+            <w:pPr>
+              <w:spacing w:after="40"/>
+            </w:pPr>
+            <w:r/>
+            <w:r>
+              <w:rPr>
+                <w:sz w:val="17"/>
+              </w:rPr>
+              <w:t>Complete, and jurisdiction-neutral</w:t>
+            </w:r>
+          </w:p>
+        </w:tc>
+      </w:tr>
+      <w:tr>
+        <w:tc>
+          <w:tcPr>
+            <w:tcW w:type="dxa" w:w="5184"/>
+            <w:shd w:val="clear" w:fill="F3F6FB"/>
+          </w:tcPr>
+          <w:p>
+            <w:pPr>
+              <w:spacing w:after="40"/>
+            </w:pPr>
+            <w:r/>
+            <w:r>
+              <w:rPr>
+                <w:b/>
+                <w:sz w:val="17"/>
+              </w:rPr>
+              <w:t>Cross-border sales — exports, zero-rating, special economic zones</w:t>
+            </w:r>
+          </w:p>
+        </w:tc>
+        <w:tc>
+          <w:tcPr>
+            <w:tcW w:type="dxa" w:w="3744"/>
+            <w:shd w:val="clear" w:fill="F3F6FB"/>
+          </w:tcPr>
+          <w:p>
+            <w:pPr>
+              <w:spacing w:after="40"/>
+            </w:pPr>
+            <w:r/>
+            <w:r>
+              <w:rPr>
+                <w:sz w:val="17"/>
+              </w:rPr>
+              <w:t>Working today; see section 7</w:t>
+            </w:r>
+          </w:p>
+        </w:tc>
+      </w:tr>
+      <w:tr>
+        <w:tc>
+          <w:tcPr>
+            <w:tcW w:type="dxa" w:w="5184"/>
+          </w:tcPr>
+          <w:p>
+            <w:pPr>
+              <w:spacing w:after="40"/>
+            </w:pPr>
+            <w:r/>
+            <w:r>
+              <w:rPr>
+                <w:b/>
+                <w:sz w:val="17"/>
+              </w:rPr>
+              <w:t>India — GST, e-invoicing, transport documents, withholding tax, small-supplier rules</w:t>
+            </w:r>
+          </w:p>
+        </w:tc>
+        <w:tc>
+          <w:tcPr>
+            <w:tcW w:type="dxa" w:w="3744"/>
+          </w:tcPr>
+          <w:p>
+            <w:pPr>
+              <w:spacing w:after="40"/>
+            </w:pPr>
+            <w:r/>
+            <w:r>
+              <w:rPr>
+                <w:sz w:val="17"/>
+              </w:rPr>
+              <w:t>The first jurisdiction, fully implemented; see section 8</w:t>
+            </w:r>
+          </w:p>
+        </w:tc>
+      </w:tr>
+      <w:tr>
+        <w:tc>
+          <w:tcPr>
+            <w:tcW w:type="dxa" w:w="5184"/>
+            <w:shd w:val="clear" w:fill="F3F6FB"/>
+          </w:tcPr>
+          <w:p>
+            <w:pPr>
+              <w:spacing w:after="40"/>
+            </w:pPr>
+            <w:r/>
+            <w:r>
+              <w:rPr>
+                <w:b/>
+                <w:sz w:val="17"/>
+              </w:rPr>
+              <w:t>Multi-currency with exchange rates</w:t>
+            </w:r>
+          </w:p>
+        </w:tc>
+        <w:tc>
+          <w:tcPr>
+            <w:tcW w:type="dxa" w:w="3744"/>
+            <w:shd w:val="clear" w:fill="F3F6FB"/>
+          </w:tcPr>
+          <w:p>
+            <w:pPr>
+              <w:spacing w:after="40"/>
+            </w:pPr>
+            <w:r/>
+            <w:r>
+              <w:rPr>
+                <w:sz w:val="17"/>
+              </w:rPr>
+              <w:t>Roadmap. The base-currency field exists; per-document rates do not</w:t>
+            </w:r>
+          </w:p>
+        </w:tc>
+      </w:tr>
+      <w:tr>
+        <w:tc>
+          <w:tcPr>
+            <w:tcW w:type="dxa" w:w="5184"/>
+          </w:tcPr>
+          <w:p>
+            <w:pPr>
+              <w:spacing w:after="40"/>
+            </w:pPr>
+            <w:r/>
+            <w:r>
+              <w:rPr>
+                <w:b/>
+                <w:sz w:val="17"/>
+              </w:rPr>
+              <w:t>Further tax jurisdictions</w:t>
+            </w:r>
+          </w:p>
+        </w:tc>
+        <w:tc>
+          <w:tcPr>
+            <w:tcW w:type="dxa" w:w="3744"/>
+          </w:tcPr>
+          <w:p>
+            <w:pPr>
+              <w:spacing w:after="40"/>
+            </w:pPr>
+            <w:r/>
+            <w:r>
+              <w:rPr>
+                <w:sz w:val="17"/>
+              </w:rPr>
+              <w:t>Roadmap. The layer they plug into is built</w:t>
+            </w:r>
+          </w:p>
+        </w:tc>
+      </w:tr>
+    </w:tbl>
+    <w:p>
+      <w:pPr>
+        <w:spacing w:after="80"/>
+      </w:pPr>
+    </w:p>
+    <w:tbl>
+      <w:tblPr>
+        <w:tblStyle w:val="TableGrid"/>
+        <w:tblW w:type="auto" w:w="0"/>
+        <w:tblLook w:firstColumn="1" w:firstRow="1" w:lastColumn="0" w:lastRow="0" w:noHBand="0" w:noVBand="1" w:val="04A0"/>
+      </w:tblPr>
+      <w:tblGrid>
+        <w:gridCol w:w="9360"/>
+      </w:tblGrid>
+      <w:tr>
+        <w:tc>
+          <w:tcPr>
+            <w:tcW w:type="dxa" w:w="9360"/>
+            <w:shd w:val="clear" w:fill="EAF2FF"/>
+          </w:tcPr>
+          <w:p>
+            <w:pPr>
+              <w:spacing w:after="40"/>
+            </w:pPr>
+            <w:r/>
+            <w:r>
+              <w:rPr>
+                <w:b/>
+                <w:sz w:val="19"/>
+              </w:rPr>
+              <w:t>How to read this document</w:t>
+            </w:r>
+          </w:p>
+          <w:p>
+            <w:pPr>
+              <w:spacing w:after="20"/>
+            </w:pPr>
+            <w:r>
+              <w:rPr>
+                <w:sz w:val="19"/>
+              </w:rPr>
+              <w:t>Sections 2 to 6 and 9 to 12 describe the platform and apply to a business anywhere. Section 7 covers trading across borders. Section 8 covers tax, and is written against India because India is the jurisdiction implemented today — read it as the worked example of what a jurisdiction module contains, not as the boundary of the product.</w:t>
+            </w:r>
+          </w:p>
+        </w:tc>
+      </w:tr>
+    </w:tbl>
+    <w:p>
+      <w:pPr>
+        <w:spacing w:after="80"/>
+      </w:pPr>
+    </w:p>
+    <w:p>
+      <w:pPr>
+        <w:pStyle w:val="Heading2"/>
+      </w:pPr>
+      <w:r>
+        <w:t>1.3  Who it is for</w:t>
       </w:r>
     </w:p>
     <w:p>
@@ -1445,7 +2118,7 @@
         <w:ind w:left="360"/>
       </w:pPr>
       <w:r>
-        <w:t>Trading and service businesses registered under GST, filing GSTR-1 and GSTR-3B monthly or quarterly.</w:t>
+        <w:t>Trading and service businesses that need real books rather than an invoice generator — ones whose figures will be read by an auditor, a lender or a buyer.</w:t>
       </w:r>
     </w:p>
     <w:p>
@@ -1455,7 +2128,17 @@
         <w:ind w:left="360"/>
       </w:pPr>
       <w:r>
-        <w:t>Businesses operating in more than one state, where each state registration is a separate GSTIN with its own invoice number series.</w:t>
+        <w:t>Businesses selling across borders, where the same goods are taxed one way at home, another way into a neighbouring jurisdiction, and zero-rated on export.</w:t>
+      </w:r>
+    </w:p>
+    <w:p>
+      <w:pPr>
+        <w:pStyle w:val="ListBullet"/>
+        <w:spacing w:after="60"/>
+        <w:ind w:left="360"/>
+      </w:pPr>
+      <w:r>
+        <w:t>Businesses holding more than one tax registration, where each registration keeps its own document number series and files its own return.</w:t>
       </w:r>
     </w:p>
     <w:p>
@@ -1811,7 +2494,7 @@
           <w:b w:val="0"/>
           <w:i w:val="0"/>
         </w:rPr>
-        <w:t>A posted entry is permanent. Correcting one writes a reversing entry, and both stay visible with the correction linked to the original. Rule 11(g) of the Companies (Accounts) Rules requires accounting software used by Indian companies to keep an audit trail that cannot be disabled, retained for eight years — so the audit module has an insert path and no update or delete path at all.</w:t>
+        <w:t>A posted entry is permanent. Correcting one writes a reversing entry, and both stay visible with the correction linked to the original. Rule 11(g) of the Companies (Accounts) Rules requires accounting software used by companies in India to keep an audit trail that cannot be disabled, retained for eight years, and comparable obligations exist in most jurisdictions. The audit module therefore has an insert path and no update or delete path at all, everywhere — rather than a switch that turns it on for the countries that demand it.</w:t>
       </w:r>
     </w:p>
     <w:p>
@@ -2120,7 +2803,7 @@
               <w:rPr>
                 <w:sz w:val="17"/>
               </w:rPr>
-              <w:t>Mature, widely hosted in India, and strong enough on constraints to enforce the model</w:t>
+              <w:t>Mature, hosted in every region, and strong enough on constraints to enforce the model</w:t>
             </w:r>
           </w:p>
         </w:tc>
@@ -3686,6 +4369,15 @@
       </w:pPr>
       <w:r>
         <w:t>5.1  One table, three roles</w:t>
+      </w:r>
+    </w:p>
+    <w:p>
+      <w:r>
+        <w:rPr>
+          <w:b w:val="0"/>
+          <w:i w:val="0"/>
+        </w:rPr>
+        <w:t>The columns below are named after the implemented jurisdiction, because that is what the schema calls them. Every one of them is an instance of something a party record needs anywhere: a tax status, a registration number, a place of establishment, a withholding rule, and a payment obligation the law attaches to a class of supplier.</w:t>
       </w:r>
     </w:p>
     <w:p>
@@ -4532,6 +5224,15 @@
       </w:r>
     </w:p>
     <w:p>
+      <w:r>
+        <w:rPr>
+          <w:b w:val="0"/>
+          <w:i w:val="0"/>
+        </w:rPr>
+        <w:t>Eight of the nine are the same for a business anywhere. The ninth — the tax and compliance module — is the jurisdiction module made visible: its screens are named after the returns and documents the implemented jurisdiction requires, and a second jurisdiction would add its own alongside them rather than change any of the others.</w:t>
+      </w:r>
+    </w:p>
+    <w:p>
       <w:pPr>
         <w:pStyle w:val="Heading2"/>
       </w:pPr>
@@ -6925,15 +7626,7 @@
         <w:pStyle w:val="Heading1"/>
       </w:pPr>
       <w:r>
-        <w:t>7. India tax compliance</w:t>
-      </w:r>
-    </w:p>
-    <w:p>
-      <w:pPr>
-        <w:pStyle w:val="Heading2"/>
-      </w:pPr>
-      <w:r>
-        <w:t>7.1  GST resolution</w:t>
+        <w:t>7. Trading internationally</w:t>
       </w:r>
     </w:p>
     <w:p>
@@ -6942,7 +7635,574 @@
           <w:b w:val="0"/>
           <w:i w:val="0"/>
         </w:rPr>
-        <w:t>The engine answers one question first: what kind of supply is this? The supplier branch state, the place of supply and the customer’s GST treatment decide it, and everything else follows.</w:t>
+        <w:t>A business that sells beyond its own borders is taxed three different ways on the same goods: one rate at home, another into a neighbouring jurisdiction under the same tax system, and nothing at all on a genuine export. Getting that wrong is not a rounding error — it is either tax charged that should not have been, or tax not charged that will be demanded later with interest.</w:t>
+      </w:r>
+    </w:p>
+    <w:p>
+      <w:pPr>
+        <w:pStyle w:val="Heading2"/>
+      </w:pPr>
+      <w:r>
+        <w:t>7.1  What is working today</w:t>
+      </w:r>
+    </w:p>
+    <w:p>
+      <w:r>
+        <w:rPr>
+          <w:b w:val="0"/>
+          <w:i w:val="0"/>
+        </w:rPr>
+        <w:t>Cross-border sales are handled end to end. The supply type is resolved from where the seller is registered, where the goods or services are supplied, and what kind of party the customer is — and everything downstream follows from that one answer.</w:t>
+      </w:r>
+    </w:p>
+    <w:tbl>
+      <w:tblPr>
+        <w:tblStyle w:val="TableGrid"/>
+        <w:tblW w:type="auto" w:w="0"/>
+        <w:jc w:val="center"/>
+        <w:tblLook w:firstColumn="1" w:firstRow="1" w:lastColumn="0" w:lastRow="0" w:noHBand="0" w:noVBand="1" w:val="04A0"/>
+      </w:tblPr>
+      <w:tblGrid>
+        <w:gridCol w:w="3120"/>
+        <w:gridCol w:w="3120"/>
+        <w:gridCol w:w="3120"/>
+      </w:tblGrid>
+      <w:tr>
+        <w:tc>
+          <w:tcPr>
+            <w:tcW w:type="dxa" w:w="3312"/>
+            <w:shd w:val="clear" w:fill="002F6E"/>
+          </w:tcPr>
+          <w:p>
+            <w:pPr>
+              <w:spacing w:after="40"/>
+            </w:pPr>
+            <w:r/>
+            <w:r>
+              <w:rPr>
+                <w:b/>
+                <w:color w:val="FFFFFF"/>
+                <w:sz w:val="17"/>
+              </w:rPr>
+              <w:t>Situation</w:t>
+            </w:r>
+          </w:p>
+        </w:tc>
+        <w:tc>
+          <w:tcPr>
+            <w:tcW w:type="dxa" w:w="2160"/>
+            <w:shd w:val="clear" w:fill="002F6E"/>
+          </w:tcPr>
+          <w:p>
+            <w:pPr>
+              <w:spacing w:after="40"/>
+            </w:pPr>
+            <w:r/>
+            <w:r>
+              <w:rPr>
+                <w:b/>
+                <w:color w:val="FFFFFF"/>
+                <w:sz w:val="17"/>
+              </w:rPr>
+              <w:t>Treatment</w:t>
+            </w:r>
+          </w:p>
+        </w:tc>
+        <w:tc>
+          <w:tcPr>
+            <w:tcW w:type="dxa" w:w="3456"/>
+            <w:shd w:val="clear" w:fill="002F6E"/>
+          </w:tcPr>
+          <w:p>
+            <w:pPr>
+              <w:spacing w:after="40"/>
+            </w:pPr>
+            <w:r/>
+            <w:r>
+              <w:rPr>
+                <w:b/>
+                <w:color w:val="FFFFFF"/>
+                <w:sz w:val="17"/>
+              </w:rPr>
+              <w:t>Effect on the books</w:t>
+            </w:r>
+          </w:p>
+        </w:tc>
+      </w:tr>
+      <w:tr>
+        <w:tc>
+          <w:tcPr>
+            <w:tcW w:type="dxa" w:w="3312"/>
+          </w:tcPr>
+          <w:p>
+            <w:pPr>
+              <w:spacing w:after="40"/>
+            </w:pPr>
+            <w:r/>
+            <w:r>
+              <w:rPr>
+                <w:b/>
+                <w:sz w:val="17"/>
+              </w:rPr>
+              <w:t>Customer in the same tax jurisdiction as the selling registration</w:t>
+            </w:r>
+          </w:p>
+        </w:tc>
+        <w:tc>
+          <w:tcPr>
+            <w:tcW w:type="dxa" w:w="2160"/>
+          </w:tcPr>
+          <w:p>
+            <w:pPr>
+              <w:spacing w:after="40"/>
+            </w:pPr>
+            <w:r/>
+            <w:r>
+              <w:rPr>
+                <w:sz w:val="17"/>
+              </w:rPr>
+              <w:t>Domestic supply</w:t>
+            </w:r>
+          </w:p>
+        </w:tc>
+        <w:tc>
+          <w:tcPr>
+            <w:tcW w:type="dxa" w:w="3456"/>
+          </w:tcPr>
+          <w:p>
+            <w:pPr>
+              <w:spacing w:after="40"/>
+            </w:pPr>
+            <w:r/>
+            <w:r>
+              <w:rPr>
+                <w:sz w:val="17"/>
+              </w:rPr>
+              <w:t>Tax split between the two domestic components</w:t>
+            </w:r>
+          </w:p>
+        </w:tc>
+      </w:tr>
+      <w:tr>
+        <w:tc>
+          <w:tcPr>
+            <w:tcW w:type="dxa" w:w="3312"/>
+            <w:shd w:val="clear" w:fill="F3F6FB"/>
+          </w:tcPr>
+          <w:p>
+            <w:pPr>
+              <w:spacing w:after="40"/>
+            </w:pPr>
+            <w:r/>
+            <w:r>
+              <w:rPr>
+                <w:b/>
+                <w:sz w:val="17"/>
+              </w:rPr>
+              <w:t>Customer in a different jurisdiction under the same tax system</w:t>
+            </w:r>
+          </w:p>
+        </w:tc>
+        <w:tc>
+          <w:tcPr>
+            <w:tcW w:type="dxa" w:w="2160"/>
+            <w:shd w:val="clear" w:fill="F3F6FB"/>
+          </w:tcPr>
+          <w:p>
+            <w:pPr>
+              <w:spacing w:after="40"/>
+            </w:pPr>
+            <w:r/>
+            <w:r>
+              <w:rPr>
+                <w:sz w:val="17"/>
+              </w:rPr>
+              <w:t>Interstate supply</w:t>
+            </w:r>
+          </w:p>
+        </w:tc>
+        <w:tc>
+          <w:tcPr>
+            <w:tcW w:type="dxa" w:w="3456"/>
+            <w:shd w:val="clear" w:fill="F3F6FB"/>
+          </w:tcPr>
+          <w:p>
+            <w:pPr>
+              <w:spacing w:after="40"/>
+            </w:pPr>
+            <w:r/>
+            <w:r>
+              <w:rPr>
+                <w:sz w:val="17"/>
+              </w:rPr>
+              <w:t>A single combined tax at the full rate</w:t>
+            </w:r>
+          </w:p>
+        </w:tc>
+      </w:tr>
+      <w:tr>
+        <w:tc>
+          <w:tcPr>
+            <w:tcW w:type="dxa" w:w="3312"/>
+          </w:tcPr>
+          <w:p>
+            <w:pPr>
+              <w:spacing w:after="40"/>
+            </w:pPr>
+            <w:r/>
+            <w:r>
+              <w:rPr>
+                <w:b/>
+                <w:sz w:val="17"/>
+              </w:rPr>
+              <w:t>Overseas customer, exemption undertaking held</w:t>
+            </w:r>
+          </w:p>
+        </w:tc>
+        <w:tc>
+          <w:tcPr>
+            <w:tcW w:type="dxa" w:w="2160"/>
+          </w:tcPr>
+          <w:p>
+            <w:pPr>
+              <w:spacing w:after="40"/>
+            </w:pPr>
+            <w:r/>
+            <w:r>
+              <w:rPr>
+                <w:sz w:val="17"/>
+              </w:rPr>
+              <w:t>Export, zero-rated</w:t>
+            </w:r>
+          </w:p>
+        </w:tc>
+        <w:tc>
+          <w:tcPr>
+            <w:tcW w:type="dxa" w:w="3456"/>
+          </w:tcPr>
+          <w:p>
+            <w:pPr>
+              <w:spacing w:after="40"/>
+            </w:pPr>
+            <w:r/>
+            <w:r>
+              <w:rPr>
+                <w:sz w:val="17"/>
+              </w:rPr>
+              <w:t>No tax charged; the supply is still reported</w:t>
+            </w:r>
+          </w:p>
+        </w:tc>
+      </w:tr>
+      <w:tr>
+        <w:tc>
+          <w:tcPr>
+            <w:tcW w:type="dxa" w:w="3312"/>
+            <w:shd w:val="clear" w:fill="F3F6FB"/>
+          </w:tcPr>
+          <w:p>
+            <w:pPr>
+              <w:spacing w:after="40"/>
+            </w:pPr>
+            <w:r/>
+            <w:r>
+              <w:rPr>
+                <w:b/>
+                <w:sz w:val="17"/>
+              </w:rPr>
+              <w:t>Overseas customer, no undertaking</w:t>
+            </w:r>
+          </w:p>
+        </w:tc>
+        <w:tc>
+          <w:tcPr>
+            <w:tcW w:type="dxa" w:w="2160"/>
+            <w:shd w:val="clear" w:fill="F3F6FB"/>
+          </w:tcPr>
+          <w:p>
+            <w:pPr>
+              <w:spacing w:after="40"/>
+            </w:pPr>
+            <w:r/>
+            <w:r>
+              <w:rPr>
+                <w:sz w:val="17"/>
+              </w:rPr>
+              <w:t>Export with tax</w:t>
+            </w:r>
+          </w:p>
+        </w:tc>
+        <w:tc>
+          <w:tcPr>
+            <w:tcW w:type="dxa" w:w="3456"/>
+            <w:shd w:val="clear" w:fill="F3F6FB"/>
+          </w:tcPr>
+          <w:p>
+            <w:pPr>
+              <w:spacing w:after="40"/>
+            </w:pPr>
+            <w:r/>
+            <w:r>
+              <w:rPr>
+                <w:sz w:val="17"/>
+              </w:rPr>
+              <w:t>Tax charged and reclaimable as a refund</w:t>
+            </w:r>
+          </w:p>
+        </w:tc>
+      </w:tr>
+      <w:tr>
+        <w:tc>
+          <w:tcPr>
+            <w:tcW w:type="dxa" w:w="3312"/>
+          </w:tcPr>
+          <w:p>
+            <w:pPr>
+              <w:spacing w:after="40"/>
+            </w:pPr>
+            <w:r/>
+            <w:r>
+              <w:rPr>
+                <w:b/>
+                <w:sz w:val="17"/>
+              </w:rPr>
+              <w:t>Special economic zone unit or developer</w:t>
+            </w:r>
+          </w:p>
+        </w:tc>
+        <w:tc>
+          <w:tcPr>
+            <w:tcW w:type="dxa" w:w="2160"/>
+          </w:tcPr>
+          <w:p>
+            <w:pPr>
+              <w:spacing w:after="40"/>
+            </w:pPr>
+            <w:r/>
+            <w:r>
+              <w:rPr>
+                <w:sz w:val="17"/>
+              </w:rPr>
+              <w:t>Treated as an export</w:t>
+            </w:r>
+          </w:p>
+        </w:tc>
+        <w:tc>
+          <w:tcPr>
+            <w:tcW w:type="dxa" w:w="3456"/>
+          </w:tcPr>
+          <w:p>
+            <w:pPr>
+              <w:spacing w:after="40"/>
+            </w:pPr>
+            <w:r/>
+            <w:r>
+              <w:rPr>
+                <w:sz w:val="17"/>
+              </w:rPr>
+              <w:t>Zero-rated, reported separately</w:t>
+            </w:r>
+          </w:p>
+        </w:tc>
+      </w:tr>
+      <w:tr>
+        <w:tc>
+          <w:tcPr>
+            <w:tcW w:type="dxa" w:w="3312"/>
+            <w:shd w:val="clear" w:fill="F3F6FB"/>
+          </w:tcPr>
+          <w:p>
+            <w:pPr>
+              <w:spacing w:after="40"/>
+            </w:pPr>
+            <w:r/>
+            <w:r>
+              <w:rPr>
+                <w:b/>
+                <w:sz w:val="17"/>
+              </w:rPr>
+              <w:t>Overseas supplier, reverse charge applies</w:t>
+            </w:r>
+          </w:p>
+        </w:tc>
+        <w:tc>
+          <w:tcPr>
+            <w:tcW w:type="dxa" w:w="2160"/>
+            <w:shd w:val="clear" w:fill="F3F6FB"/>
+          </w:tcPr>
+          <w:p>
+            <w:pPr>
+              <w:spacing w:after="40"/>
+            </w:pPr>
+            <w:r/>
+            <w:r>
+              <w:rPr>
+                <w:sz w:val="17"/>
+              </w:rPr>
+              <w:t>Buyer accounts for the tax</w:t>
+            </w:r>
+          </w:p>
+        </w:tc>
+        <w:tc>
+          <w:tcPr>
+            <w:tcW w:type="dxa" w:w="3456"/>
+            <w:shd w:val="clear" w:fill="F3F6FB"/>
+          </w:tcPr>
+          <w:p>
+            <w:pPr>
+              <w:spacing w:after="40"/>
+            </w:pPr>
+            <w:r/>
+            <w:r>
+              <w:rPr>
+                <w:sz w:val="17"/>
+              </w:rPr>
+              <w:t>Liability and credit posted together</w:t>
+            </w:r>
+          </w:p>
+        </w:tc>
+      </w:tr>
+    </w:tbl>
+    <w:p>
+      <w:pPr>
+        <w:spacing w:after="80"/>
+      </w:pPr>
+    </w:p>
+    <w:p>
+      <w:r>
+        <w:rPr>
+          <w:b w:val="0"/>
+          <w:i w:val="0"/>
+        </w:rPr>
+        <w:t>The party record carries the treatment, so it is applied consistently rather than being decided per invoice. An overseas customer never has domestic tax charged to it by accident, and a zero-rated export still appears in the return — omitting it is as much a filing error as charging the wrong rate.</w:t>
+      </w:r>
+    </w:p>
+    <w:p>
+      <w:pPr>
+        <w:pStyle w:val="Heading2"/>
+      </w:pPr>
+      <w:r>
+        <w:t>7.2  Multiple registrations</w:t>
+      </w:r>
+    </w:p>
+    <w:p>
+      <w:r>
+        <w:rPr>
+          <w:b w:val="0"/>
+          <w:i w:val="0"/>
+        </w:rPr>
+        <w:t>A business trading in several jurisdictions usually holds a separate tax registration in each, and those registrations are not interchangeable: each files its own return and each numbers its own documents. The system models a registration rather than an office, which is what makes the numbering, the supply-type resolution and the per-registration return fall out naturally instead of needing special cases.</w:t>
+      </w:r>
+    </w:p>
+    <w:p>
+      <w:pPr>
+        <w:pStyle w:val="ListBullet"/>
+        <w:spacing w:after="60"/>
+        <w:ind w:left="360"/>
+      </w:pPr>
+      <w:r>
+        <w:t>Each registration keeps its own document series, restarting at one each financial year.</w:t>
+      </w:r>
+    </w:p>
+    <w:p>
+      <w:pPr>
+        <w:pStyle w:val="ListBullet"/>
+        <w:spacing w:after="60"/>
+        <w:ind w:left="360"/>
+      </w:pPr>
+      <w:r>
+        <w:t>A user may be granted access to one registration or several; a document can only be raised under one they hold.</w:t>
+      </w:r>
+    </w:p>
+    <w:p>
+      <w:pPr>
+        <w:pStyle w:val="ListBullet"/>
+        <w:spacing w:after="60"/>
+        <w:ind w:left="360"/>
+      </w:pPr>
+      <w:r>
+        <w:t>Returns, ageing and the statements can be read for one registration or for the business as a whole.</w:t>
+      </w:r>
+    </w:p>
+    <w:p>
+      <w:pPr>
+        <w:pStyle w:val="Heading2"/>
+      </w:pPr>
+      <w:r>
+        <w:t>7.3  Currency</w:t>
+      </w:r>
+    </w:p>
+    <w:p>
+      <w:r>
+        <w:rPr>
+          <w:b w:val="0"/>
+          <w:i w:val="0"/>
+        </w:rPr>
+        <w:t>The organisation has a base currency, and the ledger is kept in it. Every amount in the database, on every report and in every total is that one currency, which is what allows the trial balance to be summed at all — a ledger holding mixed currencies without conversion does not balance in any of them.</w:t>
+      </w:r>
+    </w:p>
+    <w:tbl>
+      <w:tblPr>
+        <w:tblStyle w:val="TableGrid"/>
+        <w:tblW w:type="auto" w:w="0"/>
+        <w:tblLook w:firstColumn="1" w:firstRow="1" w:lastColumn="0" w:lastRow="0" w:noHBand="0" w:noVBand="1" w:val="04A0"/>
+      </w:tblPr>
+      <w:tblGrid>
+        <w:gridCol w:w="9360"/>
+      </w:tblGrid>
+      <w:tr>
+        <w:tc>
+          <w:tcPr>
+            <w:tcW w:type="dxa" w:w="9360"/>
+            <w:shd w:val="clear" w:fill="FFF6E5"/>
+          </w:tcPr>
+          <w:p>
+            <w:pPr>
+              <w:spacing w:after="40"/>
+            </w:pPr>
+            <w:r/>
+            <w:r>
+              <w:rPr>
+                <w:b/>
+                <w:sz w:val="19"/>
+              </w:rPr>
+              <w:t>Multi-currency is on the roadmap, and is not built</w:t>
+            </w:r>
+          </w:p>
+          <w:p>
+            <w:pPr>
+              <w:spacing w:after="20"/>
+            </w:pPr>
+            <w:r>
+              <w:rPr>
+                <w:sz w:val="19"/>
+              </w:rPr>
+              <w:t>Invoicing a customer in a currency other than the base one requires an exchange rate on the document, a realised gain or loss when it is settled at a different rate, and a revaluation of open balances at period end. The base-currency field exists; none of that machinery does. A business exporting today invoices in its base currency, which is common practice but not universal. Section 17 places this first on the roadmap.</w:t>
+            </w:r>
+          </w:p>
+        </w:tc>
+      </w:tr>
+    </w:tbl>
+    <w:p>
+      <w:pPr>
+        <w:spacing w:after="80"/>
+      </w:pPr>
+    </w:p>
+    <w:p>
+      <w:pPr>
+        <w:pStyle w:val="Heading2"/>
+      </w:pPr>
+      <w:r>
+        <w:t>7.4  Adding a jurisdiction</w:t>
+      </w:r>
+    </w:p>
+    <w:p>
+      <w:r>
+        <w:rPr>
+          <w:b w:val="0"/>
+          <w:i w:val="0"/>
+        </w:rPr>
+        <w:t>The work of supporting a new country is contained. What has to be written is a tax module answering a fixed set of questions; what does not have to be touched is the ledger, the documents, the reports or the audit trail.</w:t>
       </w:r>
     </w:p>
     <w:tbl>
@@ -6959,7 +8219,7 @@
       <w:tr>
         <w:tc>
           <w:tcPr>
-            <w:tcW w:type="dxa" w:w="3744"/>
+            <w:tcW w:type="dxa" w:w="3456"/>
             <w:shd w:val="clear" w:fill="002F6E"/>
           </w:tcPr>
           <w:p>
@@ -6973,13 +8233,13 @@
                 <w:color w:val="FFFFFF"/>
                 <w:sz w:val="17"/>
               </w:rPr>
-              <w:t>Situation</w:t>
-            </w:r>
-          </w:p>
-        </w:tc>
-        <w:tc>
-          <w:tcPr>
-            <w:tcW w:type="dxa" w:w="5184"/>
+              <w:t>A jurisdiction module supplies</w:t>
+            </w:r>
+          </w:p>
+        </w:tc>
+        <w:tc>
+          <w:tcPr>
+            <w:tcW w:type="dxa" w:w="5472"/>
             <w:shd w:val="clear" w:fill="002F6E"/>
           </w:tcPr>
           <w:p>
@@ -6993,7 +8253,7 @@
                 <w:color w:val="FFFFFF"/>
                 <w:sz w:val="17"/>
               </w:rPr>
-              <w:t>Result</w:t>
+              <w:t>Example from the implemented one</w:t>
             </w:r>
           </w:p>
         </w:tc>
@@ -7001,7 +8261,7 @@
       <w:tr>
         <w:tc>
           <w:tcPr>
-            <w:tcW w:type="dxa" w:w="3744"/>
+            <w:tcW w:type="dxa" w:w="3456"/>
           </w:tcPr>
           <w:p>
             <w:pPr>
@@ -7013,24 +8273,24 @@
                 <w:b/>
                 <w:sz w:val="17"/>
               </w:rPr>
-              <w:t>Branch state equals place of supply</w:t>
-            </w:r>
-          </w:p>
-        </w:tc>
-        <w:tc>
-          <w:tcPr>
-            <w:tcW w:type="dxa" w:w="5184"/>
-          </w:tcPr>
-          <w:p>
-            <w:pPr>
-              <w:spacing w:after="40"/>
-            </w:pPr>
-            <w:r/>
-            <w:r>
-              <w:rPr>
-                <w:sz w:val="17"/>
-              </w:rPr>
-              <w:t>Intra-state — CGST + SGST, half each</w:t>
+              <w:t>The taxes that exist and their components</w:t>
+            </w:r>
+          </w:p>
+        </w:tc>
+        <w:tc>
+          <w:tcPr>
+            <w:tcW w:type="dxa" w:w="5472"/>
+          </w:tcPr>
+          <w:p>
+            <w:pPr>
+              <w:spacing w:after="40"/>
+            </w:pPr>
+            <w:r/>
+            <w:r>
+              <w:rPr>
+                <w:sz w:val="17"/>
+              </w:rPr>
+              <w:t>India: a central and a state component domestically, a single integrated tax across state lines</w:t>
             </w:r>
           </w:p>
         </w:tc>
@@ -7038,7 +8298,7 @@
       <w:tr>
         <w:tc>
           <w:tcPr>
-            <w:tcW w:type="dxa" w:w="3744"/>
+            <w:tcW w:type="dxa" w:w="3456"/>
             <w:shd w:val="clear" w:fill="F3F6FB"/>
           </w:tcPr>
           <w:p>
@@ -7051,13 +8311,13 @@
                 <w:b/>
                 <w:sz w:val="17"/>
               </w:rPr>
-              <w:t>Different states</w:t>
-            </w:r>
-          </w:p>
-        </w:tc>
-        <w:tc>
-          <w:tcPr>
-            <w:tcW w:type="dxa" w:w="5184"/>
+              <w:t>How a supply is classified</w:t>
+            </w:r>
+          </w:p>
+        </w:tc>
+        <w:tc>
+          <w:tcPr>
+            <w:tcW w:type="dxa" w:w="5472"/>
             <w:shd w:val="clear" w:fill="F3F6FB"/>
           </w:tcPr>
           <w:p>
@@ -7069,7 +8329,7 @@
               <w:rPr>
                 <w:sz w:val="17"/>
               </w:rPr>
-              <w:t>Inter-state — a single IGST at the full rate</w:t>
+              <w:t>By the seller’s registration, the place of supply and the customer’s status</w:t>
             </w:r>
           </w:p>
         </w:tc>
@@ -7077,7 +8337,7 @@
       <w:tr>
         <w:tc>
           <w:tcPr>
-            <w:tcW w:type="dxa" w:w="3744"/>
+            <w:tcW w:type="dxa" w:w="3456"/>
           </w:tcPr>
           <w:p>
             <w:pPr>
@@ -7089,24 +8349,24 @@
                 <w:b/>
                 <w:sz w:val="17"/>
               </w:rPr>
-              <w:t>Overseas customer, LUT held</w:t>
-            </w:r>
-          </w:p>
-        </w:tc>
-        <w:tc>
-          <w:tcPr>
-            <w:tcW w:type="dxa" w:w="5184"/>
-          </w:tcPr>
-          <w:p>
-            <w:pPr>
-              <w:spacing w:after="40"/>
-            </w:pPr>
-            <w:r/>
-            <w:r>
-              <w:rPr>
-                <w:sz w:val="17"/>
-              </w:rPr>
-              <w:t>Export — zero-rated, no tax charged</w:t>
+              <w:t>The registration number format and its validation</w:t>
+            </w:r>
+          </w:p>
+        </w:tc>
+        <w:tc>
+          <w:tcPr>
+            <w:tcW w:type="dxa" w:w="5472"/>
+          </w:tcPr>
+          <w:p>
+            <w:pPr>
+              <w:spacing w:after="40"/>
+            </w:pPr>
+            <w:r/>
+            <w:r>
+              <w:rPr>
+                <w:sz w:val="17"/>
+              </w:rPr>
+              <w:t>A 15-character identifier with an embedded jurisdiction code and a check digit</w:t>
             </w:r>
           </w:p>
         </w:tc>
@@ -7114,7 +8374,7 @@
       <w:tr>
         <w:tc>
           <w:tcPr>
-            <w:tcW w:type="dxa" w:w="3744"/>
+            <w:tcW w:type="dxa" w:w="3456"/>
             <w:shd w:val="clear" w:fill="F3F6FB"/>
           </w:tcPr>
           <w:p>
@@ -7127,13 +8387,13 @@
                 <w:b/>
                 <w:sz w:val="17"/>
               </w:rPr>
-              <w:t>Overseas customer, no LUT</w:t>
-            </w:r>
-          </w:p>
-        </w:tc>
-        <w:tc>
-          <w:tcPr>
-            <w:tcW w:type="dxa" w:w="5184"/>
+              <w:t>The product classification scheme</w:t>
+            </w:r>
+          </w:p>
+        </w:tc>
+        <w:tc>
+          <w:tcPr>
+            <w:tcW w:type="dxa" w:w="5472"/>
             <w:shd w:val="clear" w:fill="F3F6FB"/>
           </w:tcPr>
           <w:p>
@@ -7145,7 +8405,7 @@
               <w:rPr>
                 <w:sz w:val="17"/>
               </w:rPr>
-              <w:t>Export with tax, refundable</w:t>
+              <w:t>Tariff codes for goods and service codes for services, from an approved list</w:t>
             </w:r>
           </w:p>
         </w:tc>
@@ -7153,7 +8413,7 @@
       <w:tr>
         <w:tc>
           <w:tcPr>
-            <w:tcW w:type="dxa" w:w="3744"/>
+            <w:tcW w:type="dxa" w:w="3456"/>
           </w:tcPr>
           <w:p>
             <w:pPr>
@@ -7165,24 +8425,24 @@
                 <w:b/>
                 <w:sz w:val="17"/>
               </w:rPr>
-              <w:t>SEZ unit or developer</w:t>
-            </w:r>
-          </w:p>
-        </w:tc>
-        <w:tc>
-          <w:tcPr>
-            <w:tcW w:type="dxa" w:w="5184"/>
-          </w:tcPr>
-          <w:p>
-            <w:pPr>
-              <w:spacing w:after="40"/>
-            </w:pPr>
-            <w:r/>
-            <w:r>
-              <w:rPr>
-                <w:sz w:val="17"/>
-              </w:rPr>
-              <w:t>Treated as an export</w:t>
+              <w:t>Which input tax may be recovered, and which is blocked</w:t>
+            </w:r>
+          </w:p>
+        </w:tc>
+        <w:tc>
+          <w:tcPr>
+            <w:tcW w:type="dxa" w:w="5472"/>
+          </w:tcPr>
+          <w:p>
+            <w:pPr>
+              <w:spacing w:after="40"/>
+            </w:pPr>
+            <w:r/>
+            <w:r>
+              <w:rPr>
+                <w:sz w:val="17"/>
+              </w:rPr>
+              <w:t>Blocked categories become part of the cost rather than an asset</w:t>
             </w:r>
           </w:p>
         </w:tc>
@@ -7190,7 +8450,7 @@
       <w:tr>
         <w:tc>
           <w:tcPr>
-            <w:tcW w:type="dxa" w:w="3744"/>
+            <w:tcW w:type="dxa" w:w="3456"/>
             <w:shd w:val="clear" w:fill="F3F6FB"/>
           </w:tcPr>
           <w:p>
@@ -7203,13 +8463,13 @@
                 <w:b/>
                 <w:sz w:val="17"/>
               </w:rPr>
-              <w:t>Unregistered vendor, notified supply</w:t>
-            </w:r>
-          </w:p>
-        </w:tc>
-        <w:tc>
-          <w:tcPr>
-            <w:tcW w:type="dxa" w:w="5184"/>
+              <w:t>Withholding rules and their thresholds</w:t>
+            </w:r>
+          </w:p>
+        </w:tc>
+        <w:tc>
+          <w:tcPr>
+            <w:tcW w:type="dxa" w:w="5472"/>
             <w:shd w:val="clear" w:fill="F3F6FB"/>
           </w:tcPr>
           <w:p>
@@ -7221,7 +8481,7 @@
               <w:rPr>
                 <w:sz w:val="17"/>
               </w:rPr>
-              <w:t>Reverse charge — the buyer pays the tax and claims it back</w:t>
+              <w:t>Section-based withholding measured against an annual limit per supplier</w:t>
             </w:r>
           </w:p>
         </w:tc>
@@ -7229,7 +8489,7 @@
       <w:tr>
         <w:tc>
           <w:tcPr>
-            <w:tcW w:type="dxa" w:w="3744"/>
+            <w:tcW w:type="dxa" w:w="3456"/>
           </w:tcPr>
           <w:p>
             <w:pPr>
@@ -7241,24 +8501,63 @@
                 <w:b/>
                 <w:sz w:val="17"/>
               </w:rPr>
-              <w:t>Composition dealer</w:t>
-            </w:r>
-          </w:p>
-        </w:tc>
-        <w:tc>
-          <w:tcPr>
-            <w:tcW w:type="dxa" w:w="5184"/>
-          </w:tcPr>
-          <w:p>
-            <w:pPr>
-              <w:spacing w:after="40"/>
-            </w:pPr>
-            <w:r/>
-            <w:r>
-              <w:rPr>
-                <w:sz w:val="17"/>
-              </w:rPr>
-              <w:t>No tax charged, and no input credit available to the buyer</w:t>
+              <w:t>The statutory returns and their formats</w:t>
+            </w:r>
+          </w:p>
+        </w:tc>
+        <w:tc>
+          <w:tcPr>
+            <w:tcW w:type="dxa" w:w="5472"/>
+          </w:tcPr>
+          <w:p>
+            <w:pPr>
+              <w:spacing w:after="40"/>
+            </w:pPr>
+            <w:r/>
+            <w:r>
+              <w:rPr>
+                <w:sz w:val="17"/>
+              </w:rPr>
+              <w:t>Two monthly returns and a supplier-matching statement</w:t>
+            </w:r>
+          </w:p>
+        </w:tc>
+      </w:tr>
+      <w:tr>
+        <w:tc>
+          <w:tcPr>
+            <w:tcW w:type="dxa" w:w="3456"/>
+            <w:shd w:val="clear" w:fill="F3F6FB"/>
+          </w:tcPr>
+          <w:p>
+            <w:pPr>
+              <w:spacing w:after="40"/>
+            </w:pPr>
+            <w:r/>
+            <w:r>
+              <w:rPr>
+                <w:b/>
+                <w:sz w:val="17"/>
+              </w:rPr>
+              <w:t>Statutory deadlines that carry a penalty</w:t>
+            </w:r>
+          </w:p>
+        </w:tc>
+        <w:tc>
+          <w:tcPr>
+            <w:tcW w:type="dxa" w:w="5472"/>
+            <w:shd w:val="clear" w:fill="F3F6FB"/>
+          </w:tcPr>
+          <w:p>
+            <w:pPr>
+              <w:spacing w:after="40"/>
+            </w:pPr>
+            <w:r/>
+            <w:r>
+              <w:rPr>
+                <w:sz w:val="17"/>
+              </w:rPr>
+              <w:t>A 30-day reporting window, and a 45-day payment obligation to small suppliers</w:t>
             </w:r>
           </w:p>
         </w:tc>
@@ -7275,7 +8574,417 @@
           <w:b w:val="0"/>
           <w:i w:val="0"/>
         </w:rPr>
-        <w:t>GSTINs are validated on format and on the mod-36 check digit, not merely on length. The same engine is used by the invoice form, the API and the return preparation, so the figure on the screen and the figure in the return cannot disagree.</w:t>
+        <w:t>The candidates most often asked for are value added tax regimes — the Gulf states, the United Kingdom, the European Union — and sales tax in the United States. The first group maps closely onto what is already built, because the structure of the questions is the same. United States sales tax differs more, being levied by thousands of local authorities rather than nationally, and would need a rate service behind it.</w:t>
+      </w:r>
+    </w:p>
+    <w:p>
+      <w:r>
+        <w:br w:type="page"/>
+      </w:r>
+    </w:p>
+    <w:p>
+      <w:pPr>
+        <w:pStyle w:val="Heading1"/>
+      </w:pPr>
+      <w:r>
+        <w:t>8. Tax compliance by jurisdiction</w:t>
+      </w:r>
+    </w:p>
+    <w:tbl>
+      <w:tblPr>
+        <w:tblStyle w:val="TableGrid"/>
+        <w:tblW w:type="auto" w:w="0"/>
+        <w:tblLook w:firstColumn="1" w:firstRow="1" w:lastColumn="0" w:lastRow="0" w:noHBand="0" w:noVBand="1" w:val="04A0"/>
+      </w:tblPr>
+      <w:tblGrid>
+        <w:gridCol w:w="9360"/>
+      </w:tblGrid>
+      <w:tr>
+        <w:tc>
+          <w:tcPr>
+            <w:tcW w:type="dxa" w:w="9360"/>
+            <w:shd w:val="clear" w:fill="EAF2FF"/>
+          </w:tcPr>
+          <w:p>
+            <w:pPr>
+              <w:spacing w:after="40"/>
+            </w:pPr>
+            <w:r/>
+            <w:r>
+              <w:rPr>
+                <w:b/>
+                <w:sz w:val="19"/>
+              </w:rPr>
+              <w:t>India is the implemented jurisdiction</w:t>
+            </w:r>
+          </w:p>
+          <w:p>
+            <w:pPr>
+              <w:spacing w:after="20"/>
+            </w:pPr>
+            <w:r>
+              <w:rPr>
+                <w:sz w:val="19"/>
+              </w:rPr>
+              <w:t>This section describes the tax module that exists today. It is deliberately specific, because a jurisdiction module is specific by nature — the value of reading it is seeing the depth a module goes to, which is the standard any further jurisdiction is held to.</w:t>
+            </w:r>
+          </w:p>
+        </w:tc>
+      </w:tr>
+    </w:tbl>
+    <w:p>
+      <w:pPr>
+        <w:spacing w:after="80"/>
+      </w:pPr>
+    </w:p>
+    <w:p>
+      <w:pPr>
+        <w:pStyle w:val="Heading2"/>
+      </w:pPr>
+      <w:r>
+        <w:t>8.1  Supply resolution</w:t>
+      </w:r>
+    </w:p>
+    <w:p>
+      <w:r>
+        <w:rPr>
+          <w:b w:val="0"/>
+          <w:i w:val="0"/>
+        </w:rPr>
+        <w:t>The engine answers one question first: what kind of supply is this? The seller’s registration, the place of supply and the customer’s tax status decide it, and everything else follows.</w:t>
+      </w:r>
+    </w:p>
+    <w:tbl>
+      <w:tblPr>
+        <w:tblStyle w:val="TableGrid"/>
+        <w:tblW w:type="auto" w:w="0"/>
+        <w:jc w:val="center"/>
+        <w:tblLook w:firstColumn="1" w:firstRow="1" w:lastColumn="0" w:lastRow="0" w:noHBand="0" w:noVBand="1" w:val="04A0"/>
+      </w:tblPr>
+      <w:tblGrid>
+        <w:gridCol w:w="4680"/>
+        <w:gridCol w:w="4680"/>
+      </w:tblGrid>
+      <w:tr>
+        <w:tc>
+          <w:tcPr>
+            <w:tcW w:type="dxa" w:w="3744"/>
+            <w:shd w:val="clear" w:fill="002F6E"/>
+          </w:tcPr>
+          <w:p>
+            <w:pPr>
+              <w:spacing w:after="40"/>
+            </w:pPr>
+            <w:r/>
+            <w:r>
+              <w:rPr>
+                <w:b/>
+                <w:color w:val="FFFFFF"/>
+                <w:sz w:val="17"/>
+              </w:rPr>
+              <w:t>Situation</w:t>
+            </w:r>
+          </w:p>
+        </w:tc>
+        <w:tc>
+          <w:tcPr>
+            <w:tcW w:type="dxa" w:w="5184"/>
+            <w:shd w:val="clear" w:fill="002F6E"/>
+          </w:tcPr>
+          <w:p>
+            <w:pPr>
+              <w:spacing w:after="40"/>
+            </w:pPr>
+            <w:r/>
+            <w:r>
+              <w:rPr>
+                <w:b/>
+                <w:color w:val="FFFFFF"/>
+                <w:sz w:val="17"/>
+              </w:rPr>
+              <w:t>Result</w:t>
+            </w:r>
+          </w:p>
+        </w:tc>
+      </w:tr>
+      <w:tr>
+        <w:tc>
+          <w:tcPr>
+            <w:tcW w:type="dxa" w:w="3744"/>
+          </w:tcPr>
+          <w:p>
+            <w:pPr>
+              <w:spacing w:after="40"/>
+            </w:pPr>
+            <w:r/>
+            <w:r>
+              <w:rPr>
+                <w:b/>
+                <w:sz w:val="17"/>
+              </w:rPr>
+              <w:t>Registration state equals place of supply</w:t>
+            </w:r>
+          </w:p>
+        </w:tc>
+        <w:tc>
+          <w:tcPr>
+            <w:tcW w:type="dxa" w:w="5184"/>
+          </w:tcPr>
+          <w:p>
+            <w:pPr>
+              <w:spacing w:after="40"/>
+            </w:pPr>
+            <w:r/>
+            <w:r>
+              <w:rPr>
+                <w:sz w:val="17"/>
+              </w:rPr>
+              <w:t>Intra-state — CGST + SGST, half each</w:t>
+            </w:r>
+          </w:p>
+        </w:tc>
+      </w:tr>
+      <w:tr>
+        <w:tc>
+          <w:tcPr>
+            <w:tcW w:type="dxa" w:w="3744"/>
+            <w:shd w:val="clear" w:fill="F3F6FB"/>
+          </w:tcPr>
+          <w:p>
+            <w:pPr>
+              <w:spacing w:after="40"/>
+            </w:pPr>
+            <w:r/>
+            <w:r>
+              <w:rPr>
+                <w:b/>
+                <w:sz w:val="17"/>
+              </w:rPr>
+              <w:t>Different states</w:t>
+            </w:r>
+          </w:p>
+        </w:tc>
+        <w:tc>
+          <w:tcPr>
+            <w:tcW w:type="dxa" w:w="5184"/>
+            <w:shd w:val="clear" w:fill="F3F6FB"/>
+          </w:tcPr>
+          <w:p>
+            <w:pPr>
+              <w:spacing w:after="40"/>
+            </w:pPr>
+            <w:r/>
+            <w:r>
+              <w:rPr>
+                <w:sz w:val="17"/>
+              </w:rPr>
+              <w:t>Inter-state — a single IGST at the full rate</w:t>
+            </w:r>
+          </w:p>
+        </w:tc>
+      </w:tr>
+      <w:tr>
+        <w:tc>
+          <w:tcPr>
+            <w:tcW w:type="dxa" w:w="3744"/>
+          </w:tcPr>
+          <w:p>
+            <w:pPr>
+              <w:spacing w:after="40"/>
+            </w:pPr>
+            <w:r/>
+            <w:r>
+              <w:rPr>
+                <w:b/>
+                <w:sz w:val="17"/>
+              </w:rPr>
+              <w:t>Overseas customer, LUT held</w:t>
+            </w:r>
+          </w:p>
+        </w:tc>
+        <w:tc>
+          <w:tcPr>
+            <w:tcW w:type="dxa" w:w="5184"/>
+          </w:tcPr>
+          <w:p>
+            <w:pPr>
+              <w:spacing w:after="40"/>
+            </w:pPr>
+            <w:r/>
+            <w:r>
+              <w:rPr>
+                <w:sz w:val="17"/>
+              </w:rPr>
+              <w:t>Export — zero-rated, no tax charged</w:t>
+            </w:r>
+          </w:p>
+        </w:tc>
+      </w:tr>
+      <w:tr>
+        <w:tc>
+          <w:tcPr>
+            <w:tcW w:type="dxa" w:w="3744"/>
+            <w:shd w:val="clear" w:fill="F3F6FB"/>
+          </w:tcPr>
+          <w:p>
+            <w:pPr>
+              <w:spacing w:after="40"/>
+            </w:pPr>
+            <w:r/>
+            <w:r>
+              <w:rPr>
+                <w:b/>
+                <w:sz w:val="17"/>
+              </w:rPr>
+              <w:t>Overseas customer, no LUT</w:t>
+            </w:r>
+          </w:p>
+        </w:tc>
+        <w:tc>
+          <w:tcPr>
+            <w:tcW w:type="dxa" w:w="5184"/>
+            <w:shd w:val="clear" w:fill="F3F6FB"/>
+          </w:tcPr>
+          <w:p>
+            <w:pPr>
+              <w:spacing w:after="40"/>
+            </w:pPr>
+            <w:r/>
+            <w:r>
+              <w:rPr>
+                <w:sz w:val="17"/>
+              </w:rPr>
+              <w:t>Export with tax, refundable</w:t>
+            </w:r>
+          </w:p>
+        </w:tc>
+      </w:tr>
+      <w:tr>
+        <w:tc>
+          <w:tcPr>
+            <w:tcW w:type="dxa" w:w="3744"/>
+          </w:tcPr>
+          <w:p>
+            <w:pPr>
+              <w:spacing w:after="40"/>
+            </w:pPr>
+            <w:r/>
+            <w:r>
+              <w:rPr>
+                <w:b/>
+                <w:sz w:val="17"/>
+              </w:rPr>
+              <w:t>SEZ unit or developer</w:t>
+            </w:r>
+          </w:p>
+        </w:tc>
+        <w:tc>
+          <w:tcPr>
+            <w:tcW w:type="dxa" w:w="5184"/>
+          </w:tcPr>
+          <w:p>
+            <w:pPr>
+              <w:spacing w:after="40"/>
+            </w:pPr>
+            <w:r/>
+            <w:r>
+              <w:rPr>
+                <w:sz w:val="17"/>
+              </w:rPr>
+              <w:t>Treated as an export</w:t>
+            </w:r>
+          </w:p>
+        </w:tc>
+      </w:tr>
+      <w:tr>
+        <w:tc>
+          <w:tcPr>
+            <w:tcW w:type="dxa" w:w="3744"/>
+            <w:shd w:val="clear" w:fill="F3F6FB"/>
+          </w:tcPr>
+          <w:p>
+            <w:pPr>
+              <w:spacing w:after="40"/>
+            </w:pPr>
+            <w:r/>
+            <w:r>
+              <w:rPr>
+                <w:b/>
+                <w:sz w:val="17"/>
+              </w:rPr>
+              <w:t>Unregistered vendor, notified supply</w:t>
+            </w:r>
+          </w:p>
+        </w:tc>
+        <w:tc>
+          <w:tcPr>
+            <w:tcW w:type="dxa" w:w="5184"/>
+            <w:shd w:val="clear" w:fill="F3F6FB"/>
+          </w:tcPr>
+          <w:p>
+            <w:pPr>
+              <w:spacing w:after="40"/>
+            </w:pPr>
+            <w:r/>
+            <w:r>
+              <w:rPr>
+                <w:sz w:val="17"/>
+              </w:rPr>
+              <w:t>Reverse charge — the buyer pays the tax and claims it back</w:t>
+            </w:r>
+          </w:p>
+        </w:tc>
+      </w:tr>
+      <w:tr>
+        <w:tc>
+          <w:tcPr>
+            <w:tcW w:type="dxa" w:w="3744"/>
+          </w:tcPr>
+          <w:p>
+            <w:pPr>
+              <w:spacing w:after="40"/>
+            </w:pPr>
+            <w:r/>
+            <w:r>
+              <w:rPr>
+                <w:b/>
+                <w:sz w:val="17"/>
+              </w:rPr>
+              <w:t>Composition dealer</w:t>
+            </w:r>
+          </w:p>
+        </w:tc>
+        <w:tc>
+          <w:tcPr>
+            <w:tcW w:type="dxa" w:w="5184"/>
+          </w:tcPr>
+          <w:p>
+            <w:pPr>
+              <w:spacing w:after="40"/>
+            </w:pPr>
+            <w:r/>
+            <w:r>
+              <w:rPr>
+                <w:sz w:val="17"/>
+              </w:rPr>
+              <w:t>No tax charged, and no input credit available to the buyer</w:t>
+            </w:r>
+          </w:p>
+        </w:tc>
+      </w:tr>
+    </w:tbl>
+    <w:p>
+      <w:pPr>
+        <w:spacing w:after="80"/>
+      </w:pPr>
+    </w:p>
+    <w:p>
+      <w:r>
+        <w:rPr>
+          <w:b w:val="0"/>
+          <w:i w:val="0"/>
+        </w:rPr>
+        <w:t>Registration numbers are validated on format and on the mod-36 check digit, not merely on length. The same engine is used by the invoice form, the API and the return preparation, so the figure on the screen and the figure in the return cannot disagree.</w:t>
       </w:r>
     </w:p>
     <w:p>
@@ -7283,7 +8992,7 @@
         <w:pStyle w:val="Heading2"/>
       </w:pPr>
       <w:r>
-        <w:t>7.2  Input tax credit</w:t>
+        <w:t>8.2  Input tax credit</w:t>
       </w:r>
     </w:p>
     <w:p>
@@ -7300,7 +9009,7 @@
         <w:pStyle w:val="Heading2"/>
       </w:pPr>
       <w:r>
-        <w:t>7.3  Returns</w:t>
+        <w:t>8.3  Returns</w:t>
       </w:r>
     </w:p>
     <w:p>
@@ -7338,7 +9047,7 @@
         <w:pStyle w:val="Heading2"/>
       </w:pPr>
       <w:r>
-        <w:t>7.4  E-invoicing and e-way bills</w:t>
+        <w:t>8.4  E-invoicing and e-way bills</w:t>
       </w:r>
     </w:p>
     <w:p>
@@ -7364,7 +9073,7 @@
         <w:pStyle w:val="Heading2"/>
       </w:pPr>
       <w:r>
-        <w:t>7.5  TDS and the MSME rule</w:t>
+        <w:t>8.5  Withholding tax and the small-supplier rule</w:t>
       </w:r>
     </w:p>
     <w:p>
@@ -7395,7 +9104,7 @@
         <w:pStyle w:val="Heading1"/>
       </w:pPr>
       <w:r>
-        <w:t>8. Money and arithmetic</w:t>
+        <w:t>9. Money and arithmetic</w:t>
       </w:r>
     </w:p>
     <w:p>
@@ -7413,7 +9122,16 @@
           <w:b w:val="0"/>
           <w:i w:val="0"/>
         </w:rPr>
-        <w:t>Rounding is half-up at the paisa, and the invoice total is rounded to the nearest rupee with the difference posted to a rounding account, which is what the printed invoice has to show. Display uses the Indian digit grouping, so ₹12,34,567.00 rather than ₹1,234,567.00.</w:t>
+        <w:t>Rounding is half-up at the minor unit. Where a jurisdiction requires the document total to be rounded to a whole major unit — as India does — the difference is posted to a rounding account rather than absorbed, because the printed invoice has to show it.</w:t>
+      </w:r>
+    </w:p>
+    <w:p>
+      <w:r>
+        <w:rPr>
+          <w:b w:val="0"/>
+          <w:i w:val="0"/>
+        </w:rPr>
+        <w:t>Number formatting follows the locale rather than a fixed pattern. The same amount reads as ₹12,34,567.00 under Indian grouping and 1,234,567.00 under the grouping used almost everywhere else; the stored value is identical, and only the presentation differs.</w:t>
       </w:r>
     </w:p>
     <w:tbl>
@@ -7468,7 +9186,7 @@
         <w:pStyle w:val="Heading1"/>
       </w:pPr>
       <w:r>
-        <w:t>9. Security and audit</w:t>
+        <w:t>10. Security and audit</w:t>
       </w:r>
     </w:p>
     <w:p>
@@ -7476,7 +9194,7 @@
         <w:pStyle w:val="Heading2"/>
       </w:pPr>
       <w:r>
-        <w:t>9.1  Authentication</w:t>
+        <w:t>10.1  Authentication</w:t>
       </w:r>
     </w:p>
     <w:p>
@@ -7524,7 +9242,7 @@
         <w:pStyle w:val="Heading2"/>
       </w:pPr>
       <w:r>
-        <w:t>9.2  Roles</w:t>
+        <w:t>10.2  Roles</w:t>
       </w:r>
     </w:p>
     <w:tbl>
@@ -7789,7 +9507,7 @@
         <w:pStyle w:val="Heading2"/>
       </w:pPr>
       <w:r>
-        <w:t>9.3  The audit trail</w:t>
+        <w:t>10.3  The audit trail</w:t>
       </w:r>
     </w:p>
     <w:p>
@@ -7811,7 +9529,7 @@
         <w:pStyle w:val="Heading1"/>
       </w:pPr>
       <w:r>
-        <w:t>10. Organisations and the demo book</w:t>
+        <w:t>11. Organisations and the demo book</w:t>
       </w:r>
     </w:p>
     <w:p>
@@ -7819,7 +9537,7 @@
         <w:pStyle w:val="Heading2"/>
       </w:pPr>
       <w:r>
-        <w:t>10.1  Sign-up</w:t>
+        <w:t>11.1  Sign-up</w:t>
       </w:r>
     </w:p>
     <w:p>
@@ -7854,7 +9572,7 @@
         <w:pStyle w:val="Heading2"/>
       </w:pPr>
       <w:r>
-        <w:t>10.2  The demo book</w:t>
+        <w:t>11.2  The demo book</w:t>
       </w:r>
     </w:p>
     <w:p>
@@ -7910,7 +9628,7 @@
         <w:pStyle w:val="Heading1"/>
       </w:pPr>
       <w:r>
-        <w:t>11. Brand and public site</w:t>
+        <w:t>12. Brand and public site</w:t>
       </w:r>
     </w:p>
     <w:p>
@@ -7918,7 +9636,7 @@
         <w:pStyle w:val="Heading2"/>
       </w:pPr>
       <w:r>
-        <w:t>11.1  Identity</w:t>
+        <w:t>12.1  Identity</w:t>
       </w:r>
     </w:p>
     <w:p>
@@ -8222,7 +9940,7 @@
         <w:pStyle w:val="Heading2"/>
       </w:pPr>
       <w:r>
-        <w:t>11.2  The public site</w:t>
+        <w:t>12.2  The public site</w:t>
       </w:r>
     </w:p>
     <w:p>
@@ -8253,7 +9971,25 @@
         <w:pStyle w:val="Heading1"/>
       </w:pPr>
       <w:r>
-        <w:t>12. Tally integration</w:t>
+        <w:t>13. Accounting-system integrations</w:t>
+      </w:r>
+    </w:p>
+    <w:p>
+      <w:r>
+        <w:rPr>
+          <w:b w:val="0"/>
+          <w:i w:val="0"/>
+        </w:rPr>
+        <w:t>Very few businesses replace their accounting system in one step. Most run a new one alongside the incumbent for a year, and their accountant or auditor keeps working in whatever they already know. An integration that hands over a period cleanly is therefore not a convenience — it is what makes adoption possible at all.</w:t>
+      </w:r>
+    </w:p>
+    <w:p>
+      <w:r>
+        <w:rPr>
+          <w:b w:val="0"/>
+          <w:i w:val="0"/>
+        </w:rPr>
+        <w:t>Each market has a different incumbent: Tally across India, QuickBooks and Xero across the English-speaking markets, DATEV in Germany, and others besides. They differ in their wire formats and in how they are reached, but the problem is the same one every time — map our parties, accounts and vouchers onto theirs, transfer a closed period, and prove the two ledgers agree afterwards. Tally is described here in full because it is the first to be built and because it is the hardest of them: it is desktop software, which the others are not. The rules in 13.4 are written to outlast it.</w:t>
       </w:r>
     </w:p>
     <w:tbl>
@@ -8308,7 +10044,7 @@
         <w:pStyle w:val="Heading2"/>
       </w:pPr>
       <w:r>
-        <w:t>12.1  Why it matters</w:t>
+        <w:t>13.1  Why Tally comes first</w:t>
       </w:r>
     </w:p>
     <w:p>
@@ -8317,7 +10053,7 @@
           <w:b w:val="0"/>
           <w:i w:val="0"/>
         </w:rPr>
-        <w:t>Tally is where most Indian accountants and auditors already work. A business running REKONZA AI day to day will still be asked for a Tally company by its chartered accountant at year end, and re-keying a year of vouchers is both expensive and a source of differences nobody can explain. The integration exists to make that hand-off a transfer rather than a transcription.</w:t>
+        <w:t>Tally is where most accountants and auditors in the Indian market already work, and India is the jurisdiction the product implements today. A business running REKONZA AI day to day will still be asked for a Tally company by its chartered accountant at year end, and re-keying a year of vouchers is both expensive and a source of differences nobody can explain. The integration exists to make that hand-off a transfer rather than a transcription.</w:t>
       </w:r>
     </w:p>
     <w:p>
@@ -8325,7 +10061,7 @@
         <w:pStyle w:val="Heading2"/>
       </w:pPr>
       <w:r>
-        <w:t>12.2  Shape of the integration</w:t>
+        <w:t>13.2  Shape of the integration</w:t>
       </w:r>
     </w:p>
     <w:p>
@@ -8359,7 +10095,7 @@
         <w:pStyle w:val="Heading2"/>
       </w:pPr>
       <w:r>
-        <w:t>12.3  What maps to what</w:t>
+        <w:t>13.3  What maps to what</w:t>
       </w:r>
     </w:p>
     <w:p>
@@ -8515,7 +10251,7 @@
                 <w:b/>
                 <w:sz w:val="17"/>
               </w:rPr>
-              <w:t>Branch (GSTIN)</w:t>
+              <w:t>Tax registration</w:t>
             </w:r>
           </w:p>
         </w:tc>
@@ -8551,7 +10287,7 @@
               <w:rPr>
                 <w:sz w:val="17"/>
               </w:rPr>
-              <w:t>Tally keeps one GSTIN per company; multiple registrations need one company each</w:t>
+              <w:t>Tally keeps one registration per company, so several need one company each</w:t>
             </w:r>
           </w:p>
         </w:tc>
@@ -9230,7 +10966,7 @@
         <w:pStyle w:val="Heading2"/>
       </w:pPr>
       <w:r>
-        <w:t>12.4  Rules the integration must hold to</w:t>
+        <w:t>13.4  Rules the integration must hold to</w:t>
       </w:r>
     </w:p>
     <w:p>
@@ -9334,7 +11070,7 @@
         <w:pStyle w:val="Heading2"/>
       </w:pPr>
       <w:r>
-        <w:t>12.5  Delivery plan</w:t>
+        <w:t>13.5  Delivery plan</w:t>
       </w:r>
     </w:p>
     <w:tbl>
@@ -9558,7 +11294,7 @@
         <w:pStyle w:val="Heading1"/>
       </w:pPr>
       <w:r>
-        <w:t>13. What is not connected yet</w:t>
+        <w:t>14. What is not connected yet</w:t>
       </w:r>
     </w:p>
     <w:p>
@@ -10103,7 +11839,7 @@
                 <w:b/>
                 <w:sz w:val="17"/>
               </w:rPr>
-              <w:t>Tally integration</w:t>
+              <w:t>Multi-currency invoicing</w:t>
             </w:r>
           </w:p>
         </w:tc>
@@ -10120,7 +11856,7 @@
               <w:rPr>
                 <w:sz w:val="17"/>
               </w:rPr>
-              <w:t>Planned</w:t>
+              <w:t>Not built</w:t>
             </w:r>
           </w:p>
         </w:tc>
@@ -10137,7 +11873,7 @@
               <w:rPr>
                 <w:sz w:val="17"/>
               </w:rPr>
-              <w:t>See section 12</w:t>
+              <w:t>Per-document exchange rates, realised gain and loss on settlement, and revaluation of open balances at period end. The base-currency field exists; the machinery does not.</w:t>
             </w:r>
           </w:p>
         </w:tc>
@@ -10158,7 +11894,118 @@
                 <w:b/>
                 <w:sz w:val="17"/>
               </w:rPr>
-              <w:t>Payroll, manufacturing, fixed-asset depreciation, multi-currency, consolidation</w:t>
+              <w:t>Tax jurisdictions beyond India</w:t>
+            </w:r>
+          </w:p>
+        </w:tc>
+        <w:tc>
+          <w:tcPr>
+            <w:tcW w:type="dxa" w:w="1440"/>
+            <w:shd w:val="clear" w:fill="F3F6FB"/>
+          </w:tcPr>
+          <w:p>
+            <w:pPr>
+              <w:spacing w:after="40"/>
+            </w:pPr>
+            <w:r/>
+            <w:r>
+              <w:rPr>
+                <w:sz w:val="17"/>
+              </w:rPr>
+              <w:t>Not built</w:t>
+            </w:r>
+          </w:p>
+        </w:tc>
+        <w:tc>
+          <w:tcPr>
+            <w:tcW w:type="dxa" w:w="5184"/>
+            <w:shd w:val="clear" w:fill="F3F6FB"/>
+          </w:tcPr>
+          <w:p>
+            <w:pPr>
+              <w:spacing w:after="40"/>
+            </w:pPr>
+            <w:r/>
+            <w:r>
+              <w:rPr>
+                <w:sz w:val="17"/>
+              </w:rPr>
+              <w:t>One module per jurisdiction, against the interface set out in section 7.4. The layer they plug into is built and in use.</w:t>
+            </w:r>
+          </w:p>
+        </w:tc>
+      </w:tr>
+      <w:tr>
+        <w:tc>
+          <w:tcPr>
+            <w:tcW w:type="dxa" w:w="2304"/>
+          </w:tcPr>
+          <w:p>
+            <w:pPr>
+              <w:spacing w:after="40"/>
+            </w:pPr>
+            <w:r/>
+            <w:r>
+              <w:rPr>
+                <w:b/>
+                <w:sz w:val="17"/>
+              </w:rPr>
+              <w:t>Accounting-system integrations</w:t>
+            </w:r>
+          </w:p>
+        </w:tc>
+        <w:tc>
+          <w:tcPr>
+            <w:tcW w:type="dxa" w:w="1440"/>
+          </w:tcPr>
+          <w:p>
+            <w:pPr>
+              <w:spacing w:after="40"/>
+            </w:pPr>
+            <w:r/>
+            <w:r>
+              <w:rPr>
+                <w:sz w:val="17"/>
+              </w:rPr>
+              <w:t>Planned</w:t>
+            </w:r>
+          </w:p>
+        </w:tc>
+        <w:tc>
+          <w:tcPr>
+            <w:tcW w:type="dxa" w:w="5184"/>
+          </w:tcPr>
+          <w:p>
+            <w:pPr>
+              <w:spacing w:after="40"/>
+            </w:pPr>
+            <w:r/>
+            <w:r>
+              <w:rPr>
+                <w:sz w:val="17"/>
+              </w:rPr>
+              <w:t>See section 13</w:t>
+            </w:r>
+          </w:p>
+        </w:tc>
+      </w:tr>
+      <w:tr>
+        <w:tc>
+          <w:tcPr>
+            <w:tcW w:type="dxa" w:w="2304"/>
+            <w:shd w:val="clear" w:fill="F3F6FB"/>
+          </w:tcPr>
+          <w:p>
+            <w:pPr>
+              <w:spacing w:after="40"/>
+            </w:pPr>
+            <w:r/>
+            <w:r>
+              <w:rPr>
+                <w:b/>
+                <w:sz w:val="17"/>
+              </w:rPr>
+              <w:t>Payroll, manufacturing, fixed-asset depreciation, multi-entity consolidation</w:t>
             </w:r>
           </w:p>
         </w:tc>
@@ -10210,7 +12057,7 @@
         <w:pStyle w:val="Heading1"/>
       </w:pPr>
       <w:r>
-        <w:t>14. Running and deploying</w:t>
+        <w:t>15. Running and deploying</w:t>
       </w:r>
     </w:p>
     <w:p>
@@ -10218,7 +12065,7 @@
         <w:pStyle w:val="Heading2"/>
       </w:pPr>
       <w:r>
-        <w:t>14.1  Environment</w:t>
+        <w:t>15.1  Environment</w:t>
       </w:r>
     </w:p>
     <w:tbl>
@@ -10513,7 +12360,7 @@
         <w:pStyle w:val="Heading2"/>
       </w:pPr>
       <w:r>
-        <w:t>14.2  Commands</w:t>
+        <w:t>15.2  Commands</w:t>
       </w:r>
     </w:p>
     <w:p>
@@ -10551,7 +12398,7 @@
         <w:pStyle w:val="Heading2"/>
       </w:pPr>
       <w:r>
-        <w:t>14.3  Migrations</w:t>
+        <w:t>15.3  Migrations</w:t>
       </w:r>
     </w:p>
     <w:p>
@@ -10568,7 +12415,7 @@
         <w:pStyle w:val="Heading1"/>
       </w:pPr>
       <w:r>
-        <w:t>15. Testing and verification</w:t>
+        <w:t>16. Testing and verification</w:t>
       </w:r>
     </w:p>
     <w:tbl>
@@ -11101,7 +12948,16 @@
         <w:pStyle w:val="Heading1"/>
       </w:pPr>
       <w:r>
-        <w:t>16. Roadmap</w:t>
+        <w:t>17. Roadmap</w:t>
+      </w:r>
+    </w:p>
+    <w:p>
+      <w:r>
+        <w:rPr>
+          <w:b w:val="0"/>
+          <w:i w:val="0"/>
+        </w:rPr>
+        <w:t>Ordered by what unblocks the most, not by what is easiest. The first two items are what stand between the product and customers outside its first market.</w:t>
       </w:r>
     </w:p>
     <w:tbl>
@@ -11210,7 +13066,7 @@
               <w:rPr>
                 <w:sz w:val="18"/>
               </w:rPr>
-              <w:t>GSP contract for e-invoicing and e-way bills</w:t>
+              <w:t>Multi-currency</w:t>
             </w:r>
           </w:p>
         </w:tc>
@@ -11227,7 +13083,7 @@
               <w:rPr>
                 <w:sz w:val="18"/>
               </w:rPr>
-              <w:t>The only compliance gap that affects a legal obligation</w:t>
+              <w:t>Exchange rates per document, realised gain and loss, period-end revaluation. Until this exists an exporter must invoice in its own currency, which many customers will not accept.</w:t>
             </w:r>
           </w:p>
         </w:tc>
@@ -11266,7 +13122,7 @@
               <w:rPr>
                 <w:sz w:val="18"/>
               </w:rPr>
-              <w:t>Tally export (phase 1)</w:t>
+              <w:t>A second tax jurisdiction (value added tax)</w:t>
             </w:r>
           </w:p>
         </w:tc>
@@ -11284,7 +13140,7 @@
               <w:rPr>
                 <w:sz w:val="18"/>
               </w:rPr>
-              <w:t>Removes the year-end re-keying that every customer will otherwise face</w:t>
+              <w:t>Proves the jurisdiction layer against a regime it was not written for, which is the only way to find out where the seam actually is</w:t>
             </w:r>
           </w:p>
         </w:tc>
@@ -11321,7 +13177,7 @@
               <w:rPr>
                 <w:sz w:val="18"/>
               </w:rPr>
-              <w:t>User and branch management screens</w:t>
+              <w:t>Statutory-filing provider contract for the implemented jurisdiction</w:t>
             </w:r>
           </w:p>
         </w:tc>
@@ -11338,7 +13194,7 @@
               <w:rPr>
                 <w:sz w:val="18"/>
               </w:rPr>
-              <w:t>The model and enforcement exist; only the administration UI is missing</w:t>
+              <w:t>The only compliance gap that touches a legal obligation today</w:t>
             </w:r>
           </w:p>
         </w:tc>
@@ -11377,7 +13233,7 @@
               <w:rPr>
                 <w:sz w:val="18"/>
               </w:rPr>
-              <w:t>Mail transport</w:t>
+              <w:t>Accounting-system export (phase 1)</w:t>
             </w:r>
           </w:p>
         </w:tc>
@@ -11395,7 +13251,7 @@
               <w:rPr>
                 <w:sz w:val="18"/>
               </w:rPr>
-              <w:t>Unblocks sending invoices, dunning, and the tokenised customer portal</w:t>
+              <w:t>Removes the year-end re-keying that every customer otherwise faces</w:t>
             </w:r>
           </w:p>
         </w:tc>
@@ -11432,7 +13288,7 @@
               <w:rPr>
                 <w:sz w:val="18"/>
               </w:rPr>
-              <w:t>Rule 46 print template</w:t>
+              <w:t>User and registration management screens</w:t>
             </w:r>
           </w:p>
         </w:tc>
@@ -11449,7 +13305,7 @@
               <w:rPr>
                 <w:sz w:val="18"/>
               </w:rPr>
-              <w:t>The printed invoice must carry every particular the rule requires</w:t>
+              <w:t>The model and its enforcement exist; only the administration interface is missing</w:t>
             </w:r>
           </w:p>
         </w:tc>
@@ -11488,7 +13344,7 @@
               <w:rPr>
                 <w:sz w:val="18"/>
               </w:rPr>
-              <w:t>Payment gateway</w:t>
+              <w:t>Mail transport</w:t>
             </w:r>
           </w:p>
         </w:tc>
@@ -11506,7 +13362,7 @@
               <w:rPr>
                 <w:sz w:val="18"/>
               </w:rPr>
-              <w:t>Turns the portal from a statement into a collection channel</w:t>
+              <w:t>Unblocks sending invoices, payment reminders, and the tokenised customer portal</w:t>
             </w:r>
           </w:p>
         </w:tc>
@@ -11543,7 +13399,118 @@
               <w:rPr>
                 <w:sz w:val="18"/>
               </w:rPr>
-              <w:t>Tally bridge agent (phases 2–3)</w:t>
+              <w:t>Statutory print template per jurisdiction</w:t>
+            </w:r>
+          </w:p>
+        </w:tc>
+        <w:tc>
+          <w:tcPr>
+            <w:tcW w:type="dxa" w:w="4896"/>
+          </w:tcPr>
+          <w:p>
+            <w:pPr>
+              <w:spacing w:after="40"/>
+            </w:pPr>
+            <w:r/>
+            <w:r>
+              <w:rPr>
+                <w:sz w:val="18"/>
+              </w:rPr>
+              <w:t>A printed invoice must carry every particular its jurisdiction requires</w:t>
+            </w:r>
+          </w:p>
+        </w:tc>
+      </w:tr>
+      <w:tr>
+        <w:tc>
+          <w:tcPr>
+            <w:tcW w:type="dxa" w:w="1008"/>
+            <w:shd w:val="clear" w:fill="F3F6FB"/>
+          </w:tcPr>
+          <w:p>
+            <w:pPr>
+              <w:spacing w:after="40"/>
+            </w:pPr>
+            <w:r/>
+            <w:r>
+              <w:rPr>
+                <w:b/>
+                <w:sz w:val="18"/>
+              </w:rPr>
+              <w:t>8</w:t>
+            </w:r>
+          </w:p>
+        </w:tc>
+        <w:tc>
+          <w:tcPr>
+            <w:tcW w:type="dxa" w:w="3024"/>
+            <w:shd w:val="clear" w:fill="F3F6FB"/>
+          </w:tcPr>
+          <w:p>
+            <w:pPr>
+              <w:spacing w:after="40"/>
+            </w:pPr>
+            <w:r/>
+            <w:r>
+              <w:rPr>
+                <w:sz w:val="18"/>
+              </w:rPr>
+              <w:t>Payment collection</w:t>
+            </w:r>
+          </w:p>
+        </w:tc>
+        <w:tc>
+          <w:tcPr>
+            <w:tcW w:type="dxa" w:w="4896"/>
+            <w:shd w:val="clear" w:fill="F3F6FB"/>
+          </w:tcPr>
+          <w:p>
+            <w:pPr>
+              <w:spacing w:after="40"/>
+            </w:pPr>
+            <w:r/>
+            <w:r>
+              <w:rPr>
+                <w:sz w:val="18"/>
+              </w:rPr>
+              <w:t>Turns the portal from a statement into a collection channel</w:t>
+            </w:r>
+          </w:p>
+        </w:tc>
+      </w:tr>
+      <w:tr>
+        <w:tc>
+          <w:tcPr>
+            <w:tcW w:type="dxa" w:w="1008"/>
+          </w:tcPr>
+          <w:p>
+            <w:pPr>
+              <w:spacing w:after="40"/>
+            </w:pPr>
+            <w:r/>
+            <w:r>
+              <w:rPr>
+                <w:b/>
+                <w:sz w:val="18"/>
+              </w:rPr>
+              <w:t>9</w:t>
+            </w:r>
+          </w:p>
+        </w:tc>
+        <w:tc>
+          <w:tcPr>
+            <w:tcW w:type="dxa" w:w="3024"/>
+          </w:tcPr>
+          <w:p>
+            <w:pPr>
+              <w:spacing w:after="40"/>
+            </w:pPr>
+            <w:r/>
+            <w:r>
+              <w:rPr>
+                <w:sz w:val="18"/>
+              </w:rPr>
+              <w:t>Bridge agent (phases 2–3)</w:t>
             </w:r>
           </w:p>
         </w:tc>
@@ -16777,7 +18744,7 @@
         <w:color w:val="6B7482"/>
         <w:sz w:val="16"/>
       </w:rPr>
-      <w:t>REKONZA AI — Project Documentation · 08 September 2026 · build fbca66b</w:t>
+      <w:t>REKONZA AI — Project Documentation · 08 September 2026 · build 7f58a19</w:t>
     </w:r>
   </w:p>
 </w:ftr>
